--- a/docs/ABDURRAHMAAN_IT402_DEL_3_FINAL_REPORT.docx
+++ b/docs/ABDURRAHMAAN_IT402_DEL_3_FINAL_REPORT.docx
@@ -93,7 +93,7 @@
           <w:sz w:val="22"/>
           <w:szCs w:val="22"/>
         </w:rPr>
-        <w:t xml:space="preserve">Prepared by: Abdurrahmaan Ali</w:t>
+        <w:t>Prepared by: Abdur-Rahmaan Muhammad Ali (Student ID ST10201821)</w:t>
       </w:r>
     </w:p>
     <w:p>
@@ -108,6 +108,20 @@
           <w:szCs w:val="18"/>
         </w:rPr>
         <w:t xml:space="preserve">Submitted in fulfillment of the IT402 IT Capstone II requirements</w:t>
+      </w:r>
+    </w:p>
+    <w:p>
+      <w:pPr>
+        <w:spacing w:before="100"/>
+        <w:jc w:val="center"/>
+      </w:pPr>
+      <w:r>
+        <w:rPr>
+          <w:color w:val="475569"/>
+          <w:sz w:val="18"/>
+          <w:szCs w:val="18"/>
+        </w:rPr>
+        <w:t>v1.0 — October 2026</w:t>
       </w:r>
     </w:p>
     <w:p>
@@ -188,7 +202,7 @@
               <w:fldChar w:fldCharType="begin"/>
               <w:instrText xml:space="preserve"> PAGEREF _Toc90000003 \h </w:instrText>
               <w:fldChar w:fldCharType="separate"/>
-              <w:t>4</w:t>
+              <w:t>3</w:t>
               <w:fldChar w:fldCharType="end"/>
             </w:r>
           </w:hyperlink>
@@ -380,7 +394,7 @@
               <w:fldChar w:fldCharType="begin"/>
               <w:instrText xml:space="preserve"> PAGEREF _Toc90000013 \h </w:instrText>
               <w:fldChar w:fldCharType="separate"/>
-              <w:t>10</w:t>
+              <w:t>9</w:t>
               <w:fldChar w:fldCharType="end"/>
             </w:r>
           </w:hyperlink>
@@ -444,7 +458,7 @@
               <w:fldChar w:fldCharType="begin"/>
               <w:instrText xml:space="preserve"> PAGEREF _Toc90000015 \h </w:instrText>
               <w:fldChar w:fldCharType="separate"/>
-              <w:t>11</w:t>
+              <w:t>10</w:t>
               <w:fldChar w:fldCharType="end"/>
             </w:r>
           </w:hyperlink>
@@ -553,7 +567,7 @@
           <w:sz w:val="21"/>
           <w:szCs w:val="21"/>
         </w:rPr>
-        <w:t>RentalPro is a Digital Rental Management System built to replace the spreadsheets, paper leases, and manual reminders that independent landlords and small property managers still rely on. The project was carried out across two courses and five prior deliverables — a Software Requirements Specification (IT401 Deliverable 1), a UML and database design (IT401 Deliverable 2), a working prototype application (IT401 Deliverable 3), a complete seven-chapter project report (IT402 Deliverable 1), and, closing every remaining gap against the original requirements, 100% feature completion (IT402 Deliverable 2). IT402 Deliverable 3 — a project demonstration video, a presentation video, and this final capstone report — closes out the formal capstone submission. Since the demonstration package was first prepared, the system has been further extended with a complete billing engine (Section 3.4): eight additional capabilities covering charges, metering, prorated and variable rent, automated billing, statements, receipts, and expense reporting, all built additively and fully tested. It has also gained usability and localisation work (Section 3.5): a property map, a redesigned interface with Harare photography, English, Shona and Arabic interface languages chosen from a language menu (with a right-to-left layout for Arabic), and a Harare-based demonstration portfolio. Most recently (Section 3.6), Arabic was extended to every screen, message, email, SMS and document, every amount now shows its currency, and the system was hardened for production with security headers, a required secret key, database migrations and optional cloud file storage. This report has been updated to describe that current, running state rather than the state when the demonstration package was first prepared.</w:t>
+        <w:t>RentalPro is a Digital Rental Management System built to replace the spreadsheets, paper leases, and manual reminders that independent landlords and small property managers still rely on. The project was carried out across two courses and five prior deliverables — a Software Requirements Specification (IT401 Deliverable 1), a UML and database design (IT401 Deliverable 2), a working prototype application (IT401 Deliverable 3), a complete seven-chapter project report (IT402 Deliverable 1), and, closing every remaining gap against the original requirements, 100% feature completion (IT402 Deliverable 2). IT402 Deliverable 3 — a project demonstration video, a presentation video, and this final capstone report — closes out the formal capstone submission. Beyond the original requirements, the system has also been extended with a complete billing engine (Section 3.4): eight additional capabilities covering charges, metering, prorated and variable rent, automated billing, statements, receipts, and expense reporting, all built additively and fully tested. It has also gained usability and localisation work (Section 3.5): a property map, a redesigned interface with Harare photography, English, Shona and Arabic interface languages chosen from a language menu (with a right-to-left layout for Arabic), and a Harare-based demonstration portfolio. Most recently (Section 3.6), Arabic was extended to every screen, message, email, SMS and document, every amount now shows its currency, and the system was hardened for production with security headers, a required secret key, database migrations and optional cloud file storage.</w:t>
       </w:r>
     </w:p>
     <w:p>
@@ -1454,7 +1468,7 @@
                 <w:sz w:val="20"/>
                 <w:szCs w:val="20"/>
               </w:rPr>
-              <w:t xml:space="preserve">8 further billing capabilities added after the first demo package, beyond the original SRS: charges, metering, pro rata rent, variable rent, auto billing, statements, receipts, expenses — 79 dedicated tests</w:t>
+              <w:t>8 further billing capabilities beyond the original SRS: charges, metering, pro rata rent, variable rent, auto billing, statements, receipts, expenses — 79 dedicated tests</w:t>
             </w:r>
           </w:p>
         </w:tc>
@@ -1936,7 +1950,7 @@
           <w:sz w:val="21"/>
           <w:szCs w:val="21"/>
         </w:rPr>
-        <w:t xml:space="preserve">The IT402 Deliverable 2 report later traced all 44 functional requirements individually and found two only partly met: the full tenant history of each unit (FR-015) and a maintenance summary of open, in-progress and closed requests per property per period (FR-036). Both were completed in September 2026 — a History page on every unit and a Maintenance Summary on the Reports page — with 13 new tests. All 44 requirements are now met, two of them (FR-021 overdue notices and FR-044 welcome emails) deliberately in a different way from the SRS wording.</w:t>
+        <w:t>The IT402 Deliverable 2 report later traced all 44 functional requirements individually and found two only partly met — the full tenant history of each unit (FR-015) and a maintenance summary of open, in-progress and closed requests per property per period (FR-036) — and one, the interface languages (FR-040), not yet built. All three were completed in September 2026: a History page on every unit and a Maintenance Summary on the Reports page, with 13 new tests, and the language menu described in Section 3.5. All 44 requirements are now met, two of them (FR-021 overdue notices and FR-044 welcome emails) deliberately in a different way from the SRS wording.</w:t>
       </w:r>
     </w:p>
     <w:p>
@@ -1967,7 +1981,7 @@
           <w:sz w:val="21"/>
           <w:szCs w:val="21"/>
         </w:rPr>
-        <w:t xml:space="preserve">After the demonstration package was first prepared, the project was extended with a complete billing engine — eight further capabilities going beyond the original SRS, each designed additively so the existing 124-test suite kept passing unmodified, and each covered by its own new test module (79 tests in total):</w:t>
+        <w:t>The project was also extended with a complete billing engine — eight further capabilities going beyond the original SRS, each designed additively so the existing 124-test suite kept passing unmodified, and each covered by its own new test module (79 tests in total):</w:t>
       </w:r>
     </w:p>
     <w:p>
@@ -3292,7 +3306,7 @@
           <w:sz w:val="21"/>
           <w:szCs w:val="21"/>
         </w:rPr>
-        <w:t xml:space="preserve">The eight billing capabilities added after the first demonstration package (detailed in Section 3.4) turned RentalPro from a system that could only bill flat monthly rent into one with a genuine billing engine: ad-hoc charges, metered utilities, proration, mid-lease rent changes, hands-free recurring invoicing, real bank-style account statements, downloadable payment receipts, and owner-side expense tracking feeding a true net income figure — all additive to the existing balance calculation, and all reachable from the same role-scoped screens described in Section 5.1.</w:t>
+        <w:t>The eight billing capabilities added beyond the SRS (detailed in Section 3.4) turned RentalPro from a system that could only bill flat monthly rent into one with a genuine billing engine: ad-hoc charges, metered utilities, proration, mid-lease rent changes, hands-free recurring invoicing, real bank-style account statements, downloadable payment receipts, and owner-side expense tracking feeding a true net income figure — all additive to the existing balance calculation, and all reachable from the same role-scoped screens described in Section 5.1.</w:t>
       </w:r>
     </w:p>
     <w:p>
@@ -4576,7 +4590,7 @@
           <w:sz w:val="21"/>
           <w:szCs w:val="21"/>
         </w:rPr>
-        <w:t>RentalPro was carried from a requirements document, through a design, to a working prototype, a full project report, 100% feature completion, a demonstration and presentation package, an extended billing engine, a localised, Harare-focused interface, full Arabic and production hardening, and finally deployment to Render. Every claim in this document is backed by a running, tested system: 25 of 25 use cases implemented, each with a route and a covering test; the original 13-table database design implemented exactly as specified, since grown to 18 tables; all 305 automated tests passing with zero failures at 86% statement coverage; eleven feature gaps closed in IT402 Deliverable 2, and the two requirements it left partly met completed afterwards; eight further billing capabilities added afterward; an English, Shona and Arabic interface, with Arabic reaching every screen, message and document; security headers, schema migrations, cloud file storage and a Render deployment; and a property map with Harare demonstration data. The application runs — and its test suite passes — using only Docker or a local Python virtual environment, with zero paid external accounts required.</w:t>
+        <w:t>RentalPro was carried from a requirements document, through a design, to a working prototype, a full project report, 100% feature completion, a demonstration and presentation package, an extended billing engine, a localised, Harare-focused interface, full Arabic and production hardening, and finally deployment to Render. Every claim in this document is backed by a running, tested system: 25 of 25 use cases implemented, each with a route and a covering test; the original 13-table database design implemented exactly as specified, since grown to 18 tables; all 305 automated tests passing with zero failures at 86% statement coverage; eleven feature gaps closed in IT402 Deliverable 2, and the three requirements it left open completed afterwards; eight further billing capabilities added afterward; an English, Shona and Arabic interface, with Arabic reaching every screen, message and document; security headers, schema migrations, cloud file storage and a Render deployment; and a property map with Harare demonstration data. The application runs — and its test suite passes — using only Docker or a local Python virtual environment, with zero paid external accounts required.</w:t>
       </w:r>
     </w:p>
     <w:p>

--- a/docs/ABDURRAHMAAN_IT402_DEL_3_FINAL_REPORT.docx
+++ b/docs/ABDURRAHMAAN_IT402_DEL_3_FINAL_REPORT.docx
@@ -4,7 +4,7 @@
   <w:body>
     <w:p>
       <w:pPr>
-        <w:spacing w:before="2400"/>
+        <w:spacing w:before="1600"/>
       </w:pPr>
     </w:p>
     <w:p>
@@ -24,37 +24,37 @@
     </w:p>
     <w:p>
       <w:pPr>
-        <w:spacing w:before="200"/>
+        <w:spacing w:after="400"/>
         <w:jc w:val="center"/>
       </w:pPr>
       <w:r>
         <w:rPr>
+          <w:color w:val="475569"/>
+          <w:sz w:val="30"/>
+          <w:szCs w:val="30"/>
+        </w:rPr>
+        <w:t xml:space="preserve">Digital Rental Management System</w:t>
+      </w:r>
+    </w:p>
+    <w:p>
+      <w:pPr>
+        <w:spacing w:after="100" w:before="600"/>
+        <w:jc w:val="center"/>
+      </w:pPr>
+      <w:r>
+        <w:rPr>
+          <w:b/>
+          <w:bCs/>
           <w:color w:val="2563EB"/>
           <w:sz w:val="32"/>
           <w:szCs w:val="32"/>
         </w:rPr>
-        <w:t xml:space="preserve">Digital Rental Management System</w:t>
-      </w:r>
-    </w:p>
-    <w:p>
-      <w:pPr>
-        <w:spacing w:before="600"/>
-        <w:jc w:val="center"/>
-      </w:pPr>
-      <w:r>
-        <w:rPr>
-          <w:b/>
-          <w:bCs/>
-          <w:color w:val="0F172A"/>
-          <w:sz w:val="36"/>
-          <w:szCs w:val="36"/>
-        </w:rPr>
-        <w:t xml:space="preserve">Final Capstone Project Report</w:t>
-      </w:r>
-    </w:p>
-    <w:p>
-      <w:pPr>
-        <w:spacing w:before="300"/>
+        <w:t>IT402 — DELIVERABLE 3</w:t>
+      </w:r>
+    </w:p>
+    <w:p>
+      <w:pPr>
+        <w:spacing w:after="800"/>
         <w:jc w:val="center"/>
       </w:pPr>
       <w:r>
@@ -63,67 +63,628 @@
           <w:sz w:val="24"/>
           <w:szCs w:val="24"/>
         </w:rPr>
-        <w:t xml:space="preserve">IT402 — IT Capstone II</w:t>
-      </w:r>
-    </w:p>
-    <w:p>
-      <w:pPr>
-        <w:spacing w:before="100"/>
-        <w:jc w:val="center"/>
-      </w:pPr>
-      <w:r>
-        <w:rPr>
-          <w:i/>
-          <w:iCs/>
-          <w:color w:val="475569"/>
-          <w:sz w:val="21"/>
-          <w:szCs w:val="21"/>
-        </w:rPr>
-        <w:t xml:space="preserve">IT402 Deliverable 3 — Project Demo, Presentation, and Final Report</w:t>
-      </w:r>
-    </w:p>
-    <w:p>
-      <w:pPr>
-        <w:spacing w:before="1800"/>
-        <w:jc w:val="center"/>
-      </w:pPr>
-      <w:r>
-        <w:rPr>
-          <w:color w:val="0F172A"/>
-          <w:sz w:val="22"/>
-          <w:szCs w:val="22"/>
-        </w:rPr>
-        <w:t>Prepared by: Abdur-Rahmaan Muhammad Ali (Student ID ST10201821)</w:t>
-      </w:r>
-    </w:p>
-    <w:p>
-      <w:pPr>
-        <w:spacing w:before="100"/>
-        <w:jc w:val="center"/>
-      </w:pPr>
-      <w:r>
-        <w:rPr>
-          <w:color w:val="475569"/>
-          <w:sz w:val="18"/>
-          <w:szCs w:val="18"/>
-        </w:rPr>
-        <w:t xml:space="preserve">Submitted in fulfillment of the IT402 IT Capstone II requirements</w:t>
-      </w:r>
-    </w:p>
-    <w:p>
-      <w:pPr>
-        <w:spacing w:before="100"/>
-        <w:jc w:val="center"/>
-      </w:pPr>
-      <w:r>
-        <w:rPr>
-          <w:color w:val="475569"/>
-          <w:sz w:val="18"/>
-          <w:szCs w:val="18"/>
-        </w:rPr>
-        <w:t>v1.0 — October 2026</w:t>
-      </w:r>
-    </w:p>
+        <w:t>Final Capstone Project Report</w:t>
+      </w:r>
+    </w:p>
+    <w:p>
+      <w:pPr>
+        <w:spacing w:before="1000"/>
+      </w:pPr>
+    </w:p>
+    <w:tbl>
+      <w:tblPr>
+        <w:tblW w:type="dxa" w:w="9360"/>
+        <w:tblBorders>
+          <w:top w:val="single" w:color="CBD5E1" w:sz="2"/>
+          <w:left w:val="single" w:color="CBD5E1" w:sz="2"/>
+          <w:bottom w:val="single" w:color="CBD5E1" w:sz="2"/>
+          <w:right w:val="single" w:color="CBD5E1" w:sz="2"/>
+          <w:insideH w:val="single" w:color="CBD5E1" w:sz="2"/>
+          <w:insideV w:val="single" w:color="CBD5E1" w:sz="2"/>
+        </w:tblBorders>
+        <w:tblLayout w:type="fixed"/>
+      </w:tblPr>
+      <w:tblGrid>
+        <w:gridCol w:w="2400"/>
+        <w:gridCol w:w="6960"/>
+      </w:tblGrid>
+      <w:tr>
+        <w:trPr>
+          <w:cantSplit/>
+          <w:tblHeader/>
+        </w:trPr>
+        <w:tc>
+          <w:tcPr>
+            <w:tcW w:type="dxa" w:w="2400"/>
+            <w:shd w:fill="0F172A" w:color="auto" w:val="clear"/>
+            <w:tcMar>
+              <w:top w:type="dxa" w:w="60"/>
+              <w:left w:type="dxa" w:w="100"/>
+              <w:bottom w:type="dxa" w:w="60"/>
+              <w:right w:type="dxa" w:w="100"/>
+            </w:tcMar>
+            <w:vAlign w:val="center"/>
+          </w:tcPr>
+          <w:p>
+            <w:r>
+              <w:rPr>
+                <w:b/>
+                <w:bCs/>
+                <w:color w:val="FFFFFF"/>
+                <w:sz w:val="18"/>
+                <w:szCs w:val="18"/>
+              </w:rPr>
+              <w:t xml:space="preserve">Field</w:t>
+            </w:r>
+          </w:p>
+        </w:tc>
+        <w:tc>
+          <w:tcPr>
+            <w:tcW w:type="dxa" w:w="6960"/>
+            <w:shd w:fill="0F172A" w:color="auto" w:val="clear"/>
+            <w:tcMar>
+              <w:top w:type="dxa" w:w="60"/>
+              <w:left w:type="dxa" w:w="100"/>
+              <w:bottom w:type="dxa" w:w="60"/>
+              <w:right w:type="dxa" w:w="100"/>
+            </w:tcMar>
+            <w:vAlign w:val="center"/>
+          </w:tcPr>
+          <w:p>
+            <w:r>
+              <w:rPr>
+                <w:b/>
+                <w:bCs/>
+                <w:color w:val="FFFFFF"/>
+                <w:sz w:val="18"/>
+                <w:szCs w:val="18"/>
+              </w:rPr>
+              <w:t xml:space="preserve">Details</w:t>
+            </w:r>
+          </w:p>
+        </w:tc>
+      </w:tr>
+      <w:tr>
+        <w:trPr>
+          <w:cantSplit/>
+        </w:trPr>
+        <w:tc>
+          <w:tcPr>
+            <w:tcW w:type="dxa" w:w="2400"/>
+            <w:tcMar>
+              <w:top w:type="dxa" w:w="60"/>
+              <w:left w:type="dxa" w:w="100"/>
+              <w:bottom w:type="dxa" w:w="60"/>
+              <w:right w:type="dxa" w:w="100"/>
+            </w:tcMar>
+            <w:vAlign w:val="center"/>
+          </w:tcPr>
+          <w:p>
+            <w:r>
+              <w:rPr>
+                <w:b w:val="false"/>
+                <w:bCs w:val="false"/>
+                <w:color w:val="1E293B"/>
+                <w:sz w:val="18"/>
+                <w:szCs w:val="18"/>
+              </w:rPr>
+              <w:t xml:space="preserve">Student Name</w:t>
+            </w:r>
+          </w:p>
+        </w:tc>
+        <w:tc>
+          <w:tcPr>
+            <w:tcW w:type="dxa" w:w="6960"/>
+            <w:tcMar>
+              <w:top w:type="dxa" w:w="60"/>
+              <w:left w:type="dxa" w:w="100"/>
+              <w:bottom w:type="dxa" w:w="60"/>
+              <w:right w:type="dxa" w:w="100"/>
+            </w:tcMar>
+            <w:vAlign w:val="center"/>
+          </w:tcPr>
+          <w:p>
+            <w:r>
+              <w:rPr>
+                <w:b w:val="false"/>
+                <w:bCs w:val="false"/>
+                <w:color w:val="1E293B"/>
+                <w:sz w:val="18"/>
+                <w:szCs w:val="18"/>
+              </w:rPr>
+              <w:t xml:space="preserve">Abdur-Rahmaan Muhammad Ali</w:t>
+            </w:r>
+          </w:p>
+        </w:tc>
+      </w:tr>
+      <w:tr>
+        <w:trPr>
+          <w:cantSplit/>
+        </w:trPr>
+        <w:tc>
+          <w:tcPr>
+            <w:tcW w:type="dxa" w:w="2400"/>
+            <w:shd w:fill="F8FAFC" w:color="auto" w:val="clear"/>
+            <w:tcMar>
+              <w:top w:type="dxa" w:w="60"/>
+              <w:left w:type="dxa" w:w="100"/>
+              <w:bottom w:type="dxa" w:w="60"/>
+              <w:right w:type="dxa" w:w="100"/>
+            </w:tcMar>
+            <w:vAlign w:val="center"/>
+          </w:tcPr>
+          <w:p>
+            <w:r>
+              <w:rPr>
+                <w:b w:val="false"/>
+                <w:bCs w:val="false"/>
+                <w:color w:val="1E293B"/>
+                <w:sz w:val="18"/>
+                <w:szCs w:val="18"/>
+              </w:rPr>
+              <w:t xml:space="preserve">Student ID</w:t>
+            </w:r>
+          </w:p>
+        </w:tc>
+        <w:tc>
+          <w:tcPr>
+            <w:tcW w:type="dxa" w:w="6960"/>
+            <w:shd w:fill="F8FAFC" w:color="auto" w:val="clear"/>
+            <w:tcMar>
+              <w:top w:type="dxa" w:w="60"/>
+              <w:left w:type="dxa" w:w="100"/>
+              <w:bottom w:type="dxa" w:w="60"/>
+              <w:right w:type="dxa" w:w="100"/>
+            </w:tcMar>
+            <w:vAlign w:val="center"/>
+          </w:tcPr>
+          <w:p>
+            <w:r>
+              <w:rPr>
+                <w:b w:val="false"/>
+                <w:bCs w:val="false"/>
+                <w:color w:val="1E293B"/>
+                <w:sz w:val="18"/>
+                <w:szCs w:val="18"/>
+              </w:rPr>
+              <w:t xml:space="preserve">ST10201821</w:t>
+            </w:r>
+          </w:p>
+        </w:tc>
+      </w:tr>
+      <w:tr>
+        <w:trPr>
+          <w:cantSplit/>
+        </w:trPr>
+        <w:tc>
+          <w:tcPr>
+            <w:tcW w:type="dxa" w:w="2400"/>
+            <w:tcMar>
+              <w:top w:type="dxa" w:w="60"/>
+              <w:left w:type="dxa" w:w="100"/>
+              <w:bottom w:type="dxa" w:w="60"/>
+              <w:right w:type="dxa" w:w="100"/>
+            </w:tcMar>
+            <w:vAlign w:val="center"/>
+          </w:tcPr>
+          <w:p>
+            <w:r>
+              <w:rPr>
+                <w:b w:val="false"/>
+                <w:bCs w:val="false"/>
+                <w:color w:val="1E293B"/>
+                <w:sz w:val="18"/>
+                <w:szCs w:val="18"/>
+              </w:rPr>
+              <w:t xml:space="preserve">Course Code</w:t>
+            </w:r>
+          </w:p>
+        </w:tc>
+        <w:tc>
+          <w:tcPr>
+            <w:tcW w:type="dxa" w:w="6960"/>
+            <w:tcMar>
+              <w:top w:type="dxa" w:w="60"/>
+              <w:left w:type="dxa" w:w="100"/>
+              <w:bottom w:type="dxa" w:w="60"/>
+              <w:right w:type="dxa" w:w="100"/>
+            </w:tcMar>
+            <w:vAlign w:val="center"/>
+          </w:tcPr>
+          <w:p>
+            <w:r>
+              <w:rPr>
+                <w:b w:val="false"/>
+                <w:bCs w:val="false"/>
+                <w:color w:val="1E293B"/>
+                <w:sz w:val="18"/>
+                <w:szCs w:val="18"/>
+              </w:rPr>
+              <w:t xml:space="preserve">IT402 — IT Capstone II</w:t>
+            </w:r>
+          </w:p>
+        </w:tc>
+      </w:tr>
+      <w:tr>
+        <w:trPr>
+          <w:cantSplit/>
+        </w:trPr>
+        <w:tc>
+          <w:tcPr>
+            <w:tcW w:type="dxa" w:w="2400"/>
+            <w:shd w:fill="F8FAFC" w:color="auto" w:val="clear"/>
+            <w:tcMar>
+              <w:top w:type="dxa" w:w="60"/>
+              <w:left w:type="dxa" w:w="100"/>
+              <w:bottom w:type="dxa" w:w="60"/>
+              <w:right w:type="dxa" w:w="100"/>
+            </w:tcMar>
+            <w:vAlign w:val="center"/>
+          </w:tcPr>
+          <w:p>
+            <w:r>
+              <w:rPr>
+                <w:b w:val="false"/>
+                <w:bCs w:val="false"/>
+                <w:color w:val="1E293B"/>
+                <w:sz w:val="18"/>
+                <w:szCs w:val="18"/>
+              </w:rPr>
+              <w:t xml:space="preserve">Project Name</w:t>
+            </w:r>
+          </w:p>
+        </w:tc>
+        <w:tc>
+          <w:tcPr>
+            <w:tcW w:type="dxa" w:w="6960"/>
+            <w:shd w:fill="F8FAFC" w:color="auto" w:val="clear"/>
+            <w:tcMar>
+              <w:top w:type="dxa" w:w="60"/>
+              <w:left w:type="dxa" w:w="100"/>
+              <w:bottom w:type="dxa" w:w="60"/>
+              <w:right w:type="dxa" w:w="100"/>
+            </w:tcMar>
+            <w:vAlign w:val="center"/>
+          </w:tcPr>
+          <w:p>
+            <w:r>
+              <w:rPr>
+                <w:b w:val="false"/>
+                <w:bCs w:val="false"/>
+                <w:color w:val="1E293B"/>
+                <w:sz w:val="18"/>
+                <w:szCs w:val="18"/>
+              </w:rPr>
+              <w:t xml:space="preserve">RentalPro — Digital Rental Management System</w:t>
+            </w:r>
+          </w:p>
+        </w:tc>
+      </w:tr>
+      <w:tr>
+        <w:trPr>
+          <w:cantSplit/>
+        </w:trPr>
+        <w:tc>
+          <w:tcPr>
+            <w:tcW w:type="dxa" w:w="2400"/>
+            <w:tcMar>
+              <w:top w:type="dxa" w:w="60"/>
+              <w:left w:type="dxa" w:w="100"/>
+              <w:bottom w:type="dxa" w:w="60"/>
+              <w:right w:type="dxa" w:w="100"/>
+            </w:tcMar>
+            <w:vAlign w:val="center"/>
+          </w:tcPr>
+          <w:p>
+            <w:r>
+              <w:rPr>
+                <w:b w:val="false"/>
+                <w:bCs w:val="false"/>
+                <w:color w:val="1E293B"/>
+                <w:sz w:val="18"/>
+                <w:szCs w:val="18"/>
+              </w:rPr>
+              <w:t xml:space="preserve">Deliverable</w:t>
+            </w:r>
+          </w:p>
+        </w:tc>
+        <w:tc>
+          <w:tcPr>
+            <w:tcW w:type="dxa" w:w="6960"/>
+            <w:tcMar>
+              <w:top w:type="dxa" w:w="60"/>
+              <w:left w:type="dxa" w:w="100"/>
+              <w:bottom w:type="dxa" w:w="60"/>
+              <w:right w:type="dxa" w:w="100"/>
+            </w:tcMar>
+            <w:vAlign w:val="center"/>
+          </w:tcPr>
+          <w:p>
+            <w:r>
+              <w:rPr>
+                <w:b w:val="false"/>
+                <w:bCs w:val="false"/>
+                <w:color w:val="1E293B"/>
+                <w:sz w:val="18"/>
+                <w:szCs w:val="18"/>
+              </w:rPr>
+              <w:t>IT402 Deliverable 3 — Project Demo, Presentation and Final Report</w:t>
+            </w:r>
+          </w:p>
+        </w:tc>
+      </w:tr>
+      <w:tr>
+        <w:trPr>
+          <w:cantSplit/>
+        </w:trPr>
+        <w:tc>
+          <w:tcPr>
+            <w:tcW w:type="dxa" w:w="2400"/>
+            <w:shd w:fill="F8FAFC" w:color="auto" w:val="clear"/>
+            <w:tcMar>
+              <w:top w:type="dxa" w:w="60"/>
+              <w:left w:type="dxa" w:w="100"/>
+              <w:bottom w:type="dxa" w:w="60"/>
+              <w:right w:type="dxa" w:w="100"/>
+            </w:tcMar>
+            <w:vAlign w:val="center"/>
+          </w:tcPr>
+          <w:p>
+            <w:r>
+              <w:rPr>
+                <w:b w:val="false"/>
+                <w:bCs w:val="false"/>
+                <w:color w:val="1E293B"/>
+                <w:sz w:val="18"/>
+                <w:szCs w:val="18"/>
+              </w:rPr>
+              <w:t xml:space="preserve">Version</w:t>
+            </w:r>
+          </w:p>
+        </w:tc>
+        <w:tc>
+          <w:tcPr>
+            <w:tcW w:type="dxa" w:w="6960"/>
+            <w:shd w:fill="F8FAFC" w:color="auto" w:val="clear"/>
+            <w:tcMar>
+              <w:top w:type="dxa" w:w="60"/>
+              <w:left w:type="dxa" w:w="100"/>
+              <w:bottom w:type="dxa" w:w="60"/>
+              <w:right w:type="dxa" w:w="100"/>
+            </w:tcMar>
+            <w:vAlign w:val="center"/>
+          </w:tcPr>
+          <w:p>
+            <w:r>
+              <w:rPr>
+                <w:b w:val="false"/>
+                <w:bCs w:val="false"/>
+                <w:color w:val="1E293B"/>
+                <w:sz w:val="18"/>
+                <w:szCs w:val="18"/>
+              </w:rPr>
+              <w:t>v1.0 — October 2026</w:t>
+            </w:r>
+          </w:p>
+        </w:tc>
+      </w:tr>
+      <w:tr>
+        <w:trPr>
+          <w:cantSplit/>
+        </w:trPr>
+        <w:tc>
+          <w:tcPr>
+            <w:tcW w:type="dxa" w:w="2400"/>
+            <w:tcMar>
+              <w:top w:type="dxa" w:w="60"/>
+              <w:left w:type="dxa" w:w="100"/>
+              <w:bottom w:type="dxa" w:w="60"/>
+              <w:right w:type="dxa" w:w="100"/>
+            </w:tcMar>
+            <w:vAlign w:val="center"/>
+          </w:tcPr>
+          <w:p>
+            <w:r>
+              <w:rPr>
+                <w:b w:val="false"/>
+                <w:bCs w:val="false"/>
+                <w:color w:val="1E293B"/>
+                <w:sz w:val="18"/>
+                <w:szCs w:val="18"/>
+              </w:rPr>
+              <w:t xml:space="preserve">Sections</w:t>
+            </w:r>
+          </w:p>
+        </w:tc>
+        <w:tc>
+          <w:tcPr>
+            <w:tcW w:type="dxa" w:w="6960"/>
+            <w:tcMar>
+              <w:top w:type="dxa" w:w="60"/>
+              <w:left w:type="dxa" w:w="100"/>
+              <w:bottom w:type="dxa" w:w="60"/>
+              <w:right w:type="dxa" w:w="100"/>
+            </w:tcMar>
+            <w:vAlign w:val="center"/>
+          </w:tcPr>
+          <w:p>
+            <w:r>
+              <w:rPr>
+                <w:b w:val="false"/>
+                <w:bCs w:val="false"/>
+                <w:color w:val="1E293B"/>
+                <w:sz w:val="18"/>
+                <w:szCs w:val="18"/>
+              </w:rPr>
+              <w:t>Executive Summary · Project Overview &amp; Objectives · Deliverables Summary · System Architecture · Key Features · Testing &amp; Quality Assurance · Challenges &amp; Lessons Learned · Conclusion</w:t>
+            </w:r>
+          </w:p>
+        </w:tc>
+      </w:tr>
+      <w:tr>
+        <w:trPr>
+          <w:cantSplit/>
+        </w:trPr>
+        <w:tc>
+          <w:tcPr>
+            <w:tcW w:type="dxa" w:w="2400"/>
+            <w:shd w:fill="F8FAFC" w:color="auto" w:val="clear"/>
+            <w:tcMar>
+              <w:top w:type="dxa" w:w="60"/>
+              <w:left w:type="dxa" w:w="100"/>
+              <w:bottom w:type="dxa" w:w="60"/>
+              <w:right w:type="dxa" w:w="100"/>
+            </w:tcMar>
+            <w:vAlign w:val="center"/>
+          </w:tcPr>
+          <w:p>
+            <w:r>
+              <w:rPr>
+                <w:b w:val="false"/>
+                <w:bCs w:val="false"/>
+                <w:color w:val="1E293B"/>
+                <w:sz w:val="18"/>
+                <w:szCs w:val="18"/>
+              </w:rPr>
+              <w:t xml:space="preserve">Appendix</w:t>
+            </w:r>
+          </w:p>
+        </w:tc>
+        <w:tc>
+          <w:tcPr>
+            <w:tcW w:type="dxa" w:w="6960"/>
+            <w:shd w:fill="F8FAFC" w:color="auto" w:val="clear"/>
+            <w:tcMar>
+              <w:top w:type="dxa" w:w="60"/>
+              <w:left w:type="dxa" w:w="100"/>
+              <w:bottom w:type="dxa" w:w="60"/>
+              <w:right w:type="dxa" w:w="100"/>
+            </w:tcMar>
+            <w:vAlign w:val="center"/>
+          </w:tcPr>
+          <w:p>
+            <w:r>
+              <w:rPr>
+                <w:b w:val="false"/>
+                <w:bCs w:val="false"/>
+                <w:color w:val="1E293B"/>
+                <w:sz w:val="18"/>
+                <w:szCs w:val="18"/>
+              </w:rPr>
+              <w:t>Appendix — Project Statistics Summary</w:t>
+            </w:r>
+          </w:p>
+        </w:tc>
+      </w:tr>
+      <w:tr>
+        <w:trPr>
+          <w:cantSplit/>
+        </w:trPr>
+        <w:tc>
+          <w:tcPr>
+            <w:tcW w:type="dxa" w:w="2400"/>
+            <w:shd w:fill="F8FAFC" w:color="auto" w:val="clear"/>
+            <w:tcMar>
+              <w:top w:type="dxa" w:w="60"/>
+              <w:left w:type="dxa" w:w="100"/>
+              <w:bottom w:type="dxa" w:w="60"/>
+              <w:right w:type="dxa" w:w="100"/>
+            </w:tcMar>
+            <w:vAlign w:val="center"/>
+          </w:tcPr>
+          <w:p>
+            <w:r>
+              <w:rPr>
+                <w:b w:val="false"/>
+                <w:bCs w:val="false"/>
+                <w:color w:val="1E293B"/>
+                <w:sz w:val="18"/>
+                <w:szCs w:val="18"/>
+              </w:rPr>
+              <w:t>Accompanying Files</w:t>
+            </w:r>
+          </w:p>
+        </w:tc>
+        <w:tc>
+          <w:tcPr>
+            <w:tcW w:type="dxa" w:w="6960"/>
+            <w:shd w:fill="F8FAFC" w:color="auto" w:val="clear"/>
+            <w:tcMar>
+              <w:top w:type="dxa" w:w="60"/>
+              <w:left w:type="dxa" w:w="100"/>
+              <w:bottom w:type="dxa" w:w="60"/>
+              <w:right w:type="dxa" w:w="100"/>
+            </w:tcMar>
+            <w:vAlign w:val="center"/>
+          </w:tcPr>
+          <w:p>
+            <w:r>
+              <w:rPr>
+                <w:b w:val="false"/>
+                <w:bCs w:val="false"/>
+                <w:color w:val="1E293B"/>
+                <w:sz w:val="18"/>
+                <w:szCs w:val="18"/>
+              </w:rPr>
+              <w:t>Project demo video (2:52) · Presentation video (18:04) · Presentation slides (PowerPoint and PDF)</w:t>
+            </w:r>
+          </w:p>
+        </w:tc>
+      </w:tr>
+      <w:tr>
+        <w:trPr>
+          <w:cantSplit/>
+        </w:trPr>
+        <w:tc>
+          <w:tcPr>
+            <w:tcW w:type="dxa" w:w="2400"/>
+            <w:tcMar>
+              <w:top w:type="dxa" w:w="60"/>
+              <w:left w:type="dxa" w:w="100"/>
+              <w:bottom w:type="dxa" w:w="60"/>
+              <w:right w:type="dxa" w:w="100"/>
+            </w:tcMar>
+            <w:vAlign w:val="center"/>
+          </w:tcPr>
+          <w:p>
+            <w:r>
+              <w:rPr>
+                <w:b w:val="false"/>
+                <w:bCs w:val="false"/>
+                <w:color w:val="1E293B"/>
+                <w:sz w:val="18"/>
+                <w:szCs w:val="18"/>
+              </w:rPr>
+              <w:t xml:space="preserve">Prior Deliverables</w:t>
+            </w:r>
+          </w:p>
+        </w:tc>
+        <w:tc>
+          <w:tcPr>
+            <w:tcW w:type="dxa" w:w="6960"/>
+            <w:tcMar>
+              <w:top w:type="dxa" w:w="60"/>
+              <w:left w:type="dxa" w:w="100"/>
+              <w:bottom w:type="dxa" w:w="60"/>
+              <w:right w:type="dxa" w:w="100"/>
+            </w:tcMar>
+            <w:vAlign w:val="center"/>
+          </w:tcPr>
+          <w:p>
+            <w:r>
+              <w:rPr>
+                <w:b w:val="false"/>
+                <w:bCs w:val="false"/>
+                <w:color w:val="1E293B"/>
+                <w:sz w:val="18"/>
+                <w:szCs w:val="18"/>
+              </w:rPr>
+              <w:t>IT401 Deliverable 1 — SRS · IT401 Deliverable 2 — UML &amp; Database Design · IT401 Deliverable 3 — Partially-Developed Application · IT402 Deliverable 1 — Complete Project Report · IT402 Deliverable 2 — Feature Completion</w:t>
+            </w:r>
+          </w:p>
+        </w:tc>
+      </w:tr>
+    </w:tbl>
     <w:p>
       <w:r>
         <w:br w:type="page"/>
@@ -202,7 +763,7 @@
               <w:fldChar w:fldCharType="begin"/>
               <w:instrText xml:space="preserve"> PAGEREF _Toc90000003 \h </w:instrText>
               <w:fldChar w:fldCharType="separate"/>
-              <w:t>3</w:t>
+              <w:t>4</w:t>
               <w:fldChar w:fldCharType="end"/>
             </w:r>
           </w:hyperlink>
@@ -229,7 +790,7 @@
           </w:pPr>
           <w:hyperlink w:anchor="_Toc90000005" w:history="1">
             <w:r>
-              <w:t xml:space="preserve">3.1 IT401 Deliverable 3 — Working Prototype</w:t>
+              <w:t xml:space="preserve">3.1 IT401 Deliverable 3 — Partially-Developed Application</w:t>
               <w:tab/>
               <w:fldChar w:fldCharType="begin"/>
               <w:instrText xml:space="preserve"> PAGEREF _Toc90000005 \h </w:instrText>
@@ -559,7 +1120,8 @@
     </w:p>
     <w:p>
       <w:pPr>
-        <w:spacing w:after="180" w:line="300"/>
+        <w:spacing w:after="180" w:line="276" w:lineRule="auto"/>
+        <w:jc w:val="both"/>
       </w:pPr>
       <w:r>
         <w:rPr>
@@ -572,7 +1134,8 @@
     </w:p>
     <w:p>
       <w:pPr>
-        <w:spacing w:after="180" w:line="300"/>
+        <w:spacing w:after="180" w:line="276" w:lineRule="auto"/>
+        <w:jc w:val="both"/>
       </w:pPr>
       <w:r>
         <w:rPr>
@@ -585,7 +1148,8 @@
     </w:p>
     <w:p>
       <w:pPr>
-        <w:spacing w:after="180" w:line="300"/>
+        <w:spacing w:after="180" w:line="276" w:lineRule="auto"/>
+        <w:jc w:val="both"/>
       </w:pPr>
       <w:r>
         <w:rPr>
@@ -616,7 +1180,8 @@
     </w:p>
     <w:p>
       <w:pPr>
-        <w:spacing w:after="180" w:line="300"/>
+        <w:spacing w:after="180" w:line="276" w:lineRule="auto"/>
+        <w:jc w:val="both"/>
       </w:pPr>
       <w:r>
         <w:rPr>
@@ -637,7 +1202,7 @@
         <w:rPr>
           <w:b/>
           <w:bCs/>
-          <w:color w:val="2563EB"/>
+          <w:color w:val="0F172A"/>
           <w:sz w:val="26"/>
           <w:szCs w:val="26"/>
         </w:rPr>
@@ -805,7 +1370,8 @@
     </w:p>
     <w:p>
       <w:pPr>
-        <w:spacing w:after="180" w:line="300"/>
+        <w:spacing w:after="180" w:line="276" w:lineRule="auto"/>
+        <w:jc w:val="both"/>
       </w:pPr>
       <w:r>
         <w:rPr>
@@ -857,7 +1423,7 @@
                 <w:b/>
                 <w:bCs/>
                 <w:color w:val="FFFFFF"/>
-                <w:sz w:val="20"/>
+                <w:sz w:val="18"/>
                 <w:szCs w:val="20"/>
               </w:rPr>
               <w:t xml:space="preserve">Deliverable</w:t>
@@ -884,7 +1450,7 @@
                 <w:b/>
                 <w:bCs/>
                 <w:color w:val="FFFFFF"/>
-                <w:sz w:val="20"/>
+                <w:sz w:val="18"/>
                 <w:szCs w:val="20"/>
               </w:rPr>
               <w:t xml:space="preserve">What It Delivered</w:t>
@@ -911,7 +1477,7 @@
                 <w:b/>
                 <w:bCs/>
                 <w:color w:val="FFFFFF"/>
-                <w:sz w:val="20"/>
+                <w:sz w:val="18"/>
                 <w:szCs w:val="20"/>
               </w:rPr>
               <w:t xml:space="preserve">Status</w:t>
@@ -940,7 +1506,7 @@
                 <w:b w:val="false"/>
                 <w:bCs w:val="false"/>
                 <w:color w:val="1E293B"/>
-                <w:sz w:val="20"/>
+                <w:sz w:val="18"/>
                 <w:szCs w:val="20"/>
               </w:rPr>
               <w:t xml:space="preserve">IT401 D1 — SRS</w:t>
@@ -967,7 +1533,7 @@
                 <w:b w:val="false"/>
                 <w:bCs w:val="false"/>
                 <w:color w:val="1E293B"/>
-                <w:sz w:val="20"/>
+                <w:sz w:val="18"/>
                 <w:szCs w:val="20"/>
               </w:rPr>
               <w:t xml:space="preserve">25 use cases across 6 functional areas: auth/RBAC, property &amp; unit management, tenant lifecycle, rent &amp; payments, maintenance, and reporting</w:t>
@@ -994,7 +1560,7 @@
                 <w:b w:val="false"/>
                 <w:bCs w:val="false"/>
                 <w:color w:val="1E293B"/>
-                <w:sz w:val="20"/>
+                <w:sz w:val="18"/>
                 <w:szCs w:val="20"/>
               </w:rPr>
               <w:t xml:space="preserve">Complete</w:t>
@@ -1023,7 +1589,7 @@
                 <w:b w:val="false"/>
                 <w:bCs w:val="false"/>
                 <w:color w:val="1E293B"/>
-                <w:sz w:val="20"/>
+                <w:sz w:val="18"/>
                 <w:szCs w:val="20"/>
               </w:rPr>
               <w:t xml:space="preserve">IT401 D2 — UML &amp; DB Design</w:t>
@@ -1050,7 +1616,7 @@
                 <w:b w:val="false"/>
                 <w:bCs w:val="false"/>
                 <w:color w:val="1E293B"/>
-                <w:sz w:val="20"/>
+                <w:sz w:val="18"/>
                 <w:szCs w:val="20"/>
               </w:rPr>
               <w:t xml:space="preserve">UML class model and a 13-table normalized relational schema with UUID foreign keys, carried through to the build unchanged</w:t>
@@ -1077,7 +1643,7 @@
                 <w:b w:val="false"/>
                 <w:bCs w:val="false"/>
                 <w:color w:val="1E293B"/>
-                <w:sz w:val="20"/>
+                <w:sz w:val="18"/>
                 <w:szCs w:val="20"/>
               </w:rPr>
               <w:t xml:space="preserve">Complete</w:t>
@@ -1106,10 +1672,10 @@
                 <w:b w:val="false"/>
                 <w:bCs w:val="false"/>
                 <w:color w:val="1E293B"/>
-                <w:sz w:val="20"/>
-                <w:szCs w:val="20"/>
-              </w:rPr>
-              <w:t xml:space="preserve">IT401 D3 — Working Prototype</w:t>
+                <w:sz w:val="18"/>
+                <w:szCs w:val="20"/>
+              </w:rPr>
+              <w:t>IT401 D3 — Partially-Developed Application</w:t>
             </w:r>
           </w:p>
         </w:tc>
@@ -1133,7 +1699,7 @@
                 <w:b w:val="false"/>
                 <w:bCs w:val="false"/>
                 <w:color w:val="1E293B"/>
-                <w:sz w:val="20"/>
+                <w:sz w:val="18"/>
                 <w:szCs w:val="20"/>
               </w:rPr>
               <w:t>A working Flask application implementing the SRS, with an initial automated test suite (93 tests, 77% coverage); its report records that build as submitted</w:t>
@@ -1160,7 +1726,7 @@
                 <w:b w:val="false"/>
                 <w:bCs w:val="false"/>
                 <w:color w:val="1E293B"/>
-                <w:sz w:val="20"/>
+                <w:sz w:val="18"/>
                 <w:szCs w:val="20"/>
               </w:rPr>
               <w:t xml:space="preserve">Complete</w:t>
@@ -1189,7 +1755,7 @@
                 <w:b w:val="false"/>
                 <w:bCs w:val="false"/>
                 <w:color w:val="1E293B"/>
-                <w:sz w:val="20"/>
+                <w:sz w:val="18"/>
                 <w:szCs w:val="20"/>
               </w:rPr>
               <w:t xml:space="preserve">IT402 D1 — Project Report</w:t>
@@ -1216,7 +1782,7 @@
                 <w:b w:val="false"/>
                 <w:bCs w:val="false"/>
                 <w:color w:val="1E293B"/>
-                <w:sz w:val="20"/>
+                <w:sz w:val="18"/>
                 <w:szCs w:val="20"/>
               </w:rPr>
               <w:t>Complete 7-chapter report (Introduction, OOA, OOD, Database Design, Software Development, Testing, Conclusion) plus Appendices A &amp; B, as submitted, with a closing appendix on later changes</w:t>
@@ -1243,7 +1809,7 @@
                 <w:b w:val="false"/>
                 <w:bCs w:val="false"/>
                 <w:color w:val="1E293B"/>
-                <w:sz w:val="20"/>
+                <w:sz w:val="18"/>
                 <w:szCs w:val="20"/>
               </w:rPr>
               <w:t xml:space="preserve">Complete</w:t>
@@ -1272,7 +1838,7 @@
                 <w:b w:val="false"/>
                 <w:bCs w:val="false"/>
                 <w:color w:val="1E293B"/>
-                <w:sz w:val="20"/>
+                <w:sz w:val="18"/>
                 <w:szCs w:val="20"/>
               </w:rPr>
               <w:t xml:space="preserve">IT402 D2 — 100% Feature Completion</w:t>
@@ -1299,7 +1865,7 @@
                 <w:b w:val="false"/>
                 <w:bCs w:val="false"/>
                 <w:color w:val="1E293B"/>
-                <w:sz w:val="20"/>
+                <w:sz w:val="18"/>
                 <w:szCs w:val="20"/>
               </w:rPr>
               <w:t>11 remaining SRS gaps closed: unit editing, photo uploads, tenant ID and lease documents, late fees, tenant blacklisting, admin console, staff self-service, CSV/Excel export — all covered by a dedicated 31-test module</w:t>
@@ -1326,7 +1892,7 @@
                 <w:b w:val="false"/>
                 <w:bCs w:val="false"/>
                 <w:color w:val="1E293B"/>
-                <w:sz w:val="20"/>
+                <w:sz w:val="18"/>
                 <w:szCs w:val="20"/>
               </w:rPr>
               <w:t xml:space="preserve">Complete</w:t>
@@ -1355,7 +1921,7 @@
                 <w:b w:val="false"/>
                 <w:bCs w:val="false"/>
                 <w:color w:val="1E293B"/>
-                <w:sz w:val="20"/>
+                <w:sz w:val="18"/>
                 <w:szCs w:val="20"/>
               </w:rPr>
               <w:t xml:space="preserve">IT402 D3 — Demo, Presentation &amp; Final Report</w:t>
@@ -1382,7 +1948,7 @@
                 <w:b w:val="false"/>
                 <w:bCs w:val="false"/>
                 <w:color w:val="1E293B"/>
-                <w:sz w:val="20"/>
+                <w:sz w:val="18"/>
                 <w:szCs w:val="20"/>
               </w:rPr>
               <w:t xml:space="preserve">Recorded application walkthrough, a presentation video with full narration script, and this final capstone report</w:t>
@@ -1409,7 +1975,7 @@
                 <w:b w:val="false"/>
                 <w:bCs w:val="false"/>
                 <w:color w:val="1E293B"/>
-                <w:sz w:val="20"/>
+                <w:sz w:val="18"/>
                 <w:szCs w:val="20"/>
               </w:rPr>
               <w:t xml:space="preserve">Complete</w:t>
@@ -1438,7 +2004,7 @@
                 <w:b w:val="false"/>
                 <w:bCs w:val="false"/>
                 <w:color w:val="1E293B"/>
-                <w:sz w:val="20"/>
+                <w:sz w:val="18"/>
                 <w:szCs w:val="20"/>
               </w:rPr>
               <w:t xml:space="preserve">Extended Scope — Billing Engine</w:t>
@@ -1465,7 +2031,7 @@
                 <w:b w:val="false"/>
                 <w:bCs w:val="false"/>
                 <w:color w:val="1E293B"/>
-                <w:sz w:val="20"/>
+                <w:sz w:val="18"/>
                 <w:szCs w:val="20"/>
               </w:rPr>
               <w:t>8 further billing capabilities beyond the original SRS: charges, metering, pro rata rent, variable rent, auto billing, statements, receipts, expenses — 79 dedicated tests</w:t>
@@ -1492,7 +2058,7 @@
                 <w:b w:val="false"/>
                 <w:bCs w:val="false"/>
                 <w:color w:val="1E293B"/>
-                <w:sz w:val="20"/>
+                <w:sz w:val="18"/>
                 <w:szCs w:val="20"/>
               </w:rPr>
               <w:t xml:space="preserve">Complete</w:t>
@@ -1521,7 +2087,7 @@
                 <w:b w:val="false"/>
                 <w:bCs w:val="false"/>
                 <w:color w:val="1E293B"/>
-                <w:sz w:val="20"/>
+                <w:sz w:val="18"/>
                 <w:szCs w:val="20"/>
               </w:rPr>
               <w:t xml:space="preserve">Extended Scope — Usability &amp; Localisation</w:t>
@@ -1548,7 +2114,7 @@
                 <w:b w:val="false"/>
                 <w:bCs w:val="false"/>
                 <w:color w:val="1E293B"/>
-                <w:sz w:val="20"/>
+                <w:sz w:val="18"/>
                 <w:szCs w:val="20"/>
               </w:rPr>
               <w:t xml:space="preserve">Property map, a redesigned top-bar interface with Harare photo backgrounds, English, Shona and Arabic interface languages with a right-to-left layout for Arabic, tenant-friendly unit labels, a logged-in redirect fix, and Harare demo data — 27 dedicated tests</w:t>
@@ -1575,7 +2141,7 @@
                 <w:b w:val="false"/>
                 <w:bCs w:val="false"/>
                 <w:color w:val="1E293B"/>
-                <w:sz w:val="20"/>
+                <w:sz w:val="18"/>
                 <w:szCs w:val="20"/>
               </w:rPr>
               <w:t xml:space="preserve">Complete</w:t>
@@ -1604,7 +2170,7 @@
                 <w:b w:val="false"/>
                 <w:bCs w:val="false"/>
                 <w:color w:val="1E293B"/>
-                <w:sz w:val="20"/>
+                <w:sz w:val="18"/>
                 <w:szCs w:val="20"/>
               </w:rPr>
               <w:t>Extended Scope — Full Arabic &amp; Hardening</w:t>
@@ -1631,7 +2197,7 @@
                 <w:b w:val="false"/>
                 <w:bCs w:val="false"/>
                 <w:color w:val="1E293B"/>
-                <w:sz w:val="20"/>
+                <w:sz w:val="18"/>
                 <w:szCs w:val="20"/>
               </w:rPr>
               <w:t>Arabic across every screen, message, email, SMS and PDF; currency on every amount; security headers and a required secret key; Alembic migrations; optional S3 file storage; deployment to Render</w:t>
@@ -1658,7 +2224,7 @@
                 <w:b w:val="false"/>
                 <w:bCs w:val="false"/>
                 <w:color w:val="1E293B"/>
-                <w:sz w:val="20"/>
+                <w:sz w:val="18"/>
                 <w:szCs w:val="20"/>
               </w:rPr>
               <w:t>Complete</w:t>
@@ -1677,17 +2243,18 @@
         <w:rPr>
           <w:b/>
           <w:bCs/>
-          <w:color w:val="2563EB"/>
+          <w:color w:val="0F172A"/>
           <w:sz w:val="26"/>
           <w:szCs w:val="26"/>
         </w:rPr>
-        <w:t xml:space="preserve">3.1 IT401 Deliverable 3 — Working Prototype</w:t>
+        <w:t>3.1 IT401 Deliverable 3 — Partially-Developed Application</w:t>
       </w:r>
       <w:bookmarkEnd w:id="904"/>
     </w:p>
     <w:p>
       <w:pPr>
-        <w:spacing w:after="180" w:line="300"/>
+        <w:spacing w:after="180" w:line="276" w:lineRule="auto"/>
+        <w:jc w:val="both"/>
       </w:pPr>
       <w:r>
         <w:rPr>
@@ -1708,7 +2275,7 @@
         <w:rPr>
           <w:b/>
           <w:bCs/>
-          <w:color w:val="2563EB"/>
+          <w:color w:val="0F172A"/>
           <w:sz w:val="26"/>
           <w:szCs w:val="26"/>
         </w:rPr>
@@ -1718,7 +2285,8 @@
     </w:p>
     <w:p>
       <w:pPr>
-        <w:spacing w:after="180" w:line="300"/>
+        <w:spacing w:after="180" w:line="276" w:lineRule="auto"/>
+        <w:jc w:val="both"/>
       </w:pPr>
       <w:r>
         <w:rPr>
@@ -1739,7 +2307,7 @@
         <w:rPr>
           <w:b/>
           <w:bCs/>
-          <w:color w:val="2563EB"/>
+          <w:color w:val="0F172A"/>
           <w:sz w:val="26"/>
           <w:szCs w:val="26"/>
         </w:rPr>
@@ -1749,7 +2317,8 @@
     </w:p>
     <w:p>
       <w:pPr>
-        <w:spacing w:after="180" w:line="300"/>
+        <w:spacing w:after="180" w:line="276" w:lineRule="auto"/>
+        <w:jc w:val="both"/>
       </w:pPr>
       <w:r>
         <w:rPr>
@@ -1942,7 +2511,8 @@
     </w:p>
     <w:p>
       <w:pPr>
-        <w:spacing w:after="180" w:line="300"/>
+        <w:spacing w:after="180" w:line="276" w:lineRule="auto"/>
+        <w:jc w:val="both"/>
       </w:pPr>
       <w:r>
         <w:rPr>
@@ -1963,7 +2533,7 @@
         <w:rPr>
           <w:b/>
           <w:bCs/>
-          <w:color w:val="2563EB"/>
+          <w:color w:val="0F172A"/>
           <w:sz w:val="26"/>
           <w:szCs w:val="26"/>
         </w:rPr>
@@ -1973,7 +2543,8 @@
     </w:p>
     <w:p>
       <w:pPr>
-        <w:spacing w:after="180" w:line="300"/>
+        <w:spacing w:after="180" w:line="276" w:lineRule="auto"/>
+        <w:jc w:val="both"/>
       </w:pPr>
       <w:r>
         <w:rPr>
@@ -2138,7 +2709,7 @@
         <w:rPr>
           <w:b/>
           <w:bCs/>
-          <w:color w:val="2563EB"/>
+          <w:color w:val="0F172A"/>
           <w:sz w:val="26"/>
           <w:szCs w:val="26"/>
         </w:rPr>
@@ -2148,7 +2719,8 @@
     </w:p>
     <w:p>
       <w:pPr>
-        <w:spacing w:after="180" w:line="300"/>
+        <w:spacing w:after="180" w:line="276" w:lineRule="auto"/>
+        <w:jc w:val="both"/>
       </w:pPr>
       <w:r>
         <w:rPr>
@@ -2269,7 +2841,8 @@
     </w:p>
     <w:p>
       <w:pPr>
-        <w:spacing w:after="180" w:line="300"/>
+        <w:spacing w:after="180" w:line="276" w:lineRule="auto"/>
+        <w:jc w:val="both"/>
       </w:pPr>
       <w:r>
         <w:rPr>
@@ -2290,7 +2863,7 @@
         <w:rPr>
           <w:b/>
           <w:bCs/>
-          <w:color w:val="2563EB"/>
+          <w:color w:val="0F172A"/>
           <w:sz w:val="26"/>
           <w:szCs w:val="26"/>
         </w:rPr>
@@ -2300,7 +2873,8 @@
     </w:p>
     <w:p>
       <w:pPr>
-        <w:spacing w:after="180" w:line="300"/>
+        <w:spacing w:after="180" w:line="276" w:lineRule="auto"/>
+        <w:jc w:val="both"/>
       </w:pPr>
       <w:r>
         <w:rPr>
@@ -2475,7 +3049,8 @@
     </w:p>
     <w:p>
       <w:pPr>
-        <w:spacing w:after="180" w:line="300"/>
+        <w:spacing w:after="180" w:line="276" w:lineRule="auto"/>
+        <w:jc w:val="both"/>
       </w:pPr>
       <w:r>
         <w:rPr>
@@ -2526,7 +3101,7 @@
                 <w:b/>
                 <w:bCs/>
                 <w:color w:val="FFFFFF"/>
-                <w:sz w:val="20"/>
+                <w:sz w:val="18"/>
                 <w:szCs w:val="20"/>
               </w:rPr>
               <w:t xml:space="preserve">Layer</w:t>
@@ -2553,7 +3128,7 @@
                 <w:b/>
                 <w:bCs/>
                 <w:color w:val="FFFFFF"/>
-                <w:sz w:val="20"/>
+                <w:sz w:val="18"/>
                 <w:szCs w:val="20"/>
               </w:rPr>
               <w:t xml:space="preserve">Contents</w:t>
@@ -2582,7 +3157,7 @@
                 <w:b w:val="false"/>
                 <w:bCs w:val="false"/>
                 <w:color w:val="1E293B"/>
-                <w:sz w:val="20"/>
+                <w:sz w:val="18"/>
                 <w:szCs w:val="20"/>
               </w:rPr>
               <w:t xml:space="preserve">Presentation</w:t>
@@ -2609,7 +3184,7 @@
                 <w:b w:val="false"/>
                 <w:bCs w:val="false"/>
                 <w:color w:val="1E293B"/>
-                <w:sz w:val="20"/>
+                <w:sz w:val="18"/>
                 <w:szCs w:val="20"/>
               </w:rPr>
               <w:t>40 Jinja2 templates behind a role-aware top navigation bar with an English/Shona/Arabic language menu, plus a shared design system in static/css/style.css and all page scripts in static/js (no inline code)</w:t>
@@ -2638,7 +3213,7 @@
                 <w:b w:val="false"/>
                 <w:bCs w:val="false"/>
                 <w:color w:val="1E293B"/>
-                <w:sz w:val="20"/>
+                <w:sz w:val="18"/>
                 <w:szCs w:val="20"/>
               </w:rPr>
               <w:t xml:space="preserve">Application</w:t>
@@ -2665,7 +3240,7 @@
                 <w:b w:val="false"/>
                 <w:bCs w:val="false"/>
                 <w:color w:val="1E293B"/>
-                <w:sz w:val="20"/>
+                <w:sz w:val="18"/>
                 <w:szCs w:val="20"/>
               </w:rPr>
               <w:t xml:space="preserve">10 Flask Blueprints: auth, dashboard, properties, tenants, rent, maintenance, admin, reports, portal, api</w:t>
@@ -2694,7 +3269,7 @@
                 <w:b w:val="false"/>
                 <w:bCs w:val="false"/>
                 <w:color w:val="1E293B"/>
-                <w:sz w:val="20"/>
+                <w:sz w:val="18"/>
                 <w:szCs w:val="20"/>
               </w:rPr>
               <w:t xml:space="preserve">Domain / Service</w:t>
@@ -2721,7 +3296,7 @@
                 <w:b w:val="false"/>
                 <w:bCs w:val="false"/>
                 <w:color w:val="1E293B"/>
-                <w:sz w:val="20"/>
+                <w:sz w:val="18"/>
                 <w:szCs w:val="20"/>
               </w:rPr>
               <w:t>security.py (RBAC, IDOR, validation, audit log), web_security.py (security headers, secret-key check), i18n.py (English/Shona/Arabic translation, right-to-left for Arabic, currency formatting), scheduler_jobs.py (5 background jobs), services/ (notifications, payments, pdf, excel, reports, storage)</w:t>
@@ -2750,7 +3325,7 @@
                 <w:b w:val="false"/>
                 <w:bCs w:val="false"/>
                 <w:color w:val="1E293B"/>
-                <w:sz w:val="20"/>
+                <w:sz w:val="18"/>
                 <w:szCs w:val="20"/>
               </w:rPr>
               <w:t xml:space="preserve">Data</w:t>
@@ -2777,7 +3352,7 @@
                 <w:b w:val="false"/>
                 <w:bCs w:val="false"/>
                 <w:color w:val="1E293B"/>
-                <w:sz w:val="20"/>
+                <w:sz w:val="18"/>
                 <w:szCs w:val="20"/>
               </w:rPr>
               <w:t>18 SQLAlchemy models with String(36) UUID primary keys, naive UTC datetimes, and business logic (balances, numbering, occupancy, billing) on the model itself; the schema is managed by Alembic migrations</w:t>
@@ -2806,7 +3381,7 @@
                 <w:b w:val="false"/>
                 <w:bCs w:val="false"/>
                 <w:color w:val="1E293B"/>
-                <w:sz w:val="20"/>
+                <w:sz w:val="18"/>
                 <w:szCs w:val="20"/>
               </w:rPr>
               <w:t xml:space="preserve">Infrastructure</w:t>
@@ -2833,7 +3408,7 @@
                 <w:b w:val="false"/>
                 <w:bCs w:val="false"/>
                 <w:color w:val="1E293B"/>
-                <w:sz w:val="20"/>
+                <w:sz w:val="18"/>
                 <w:szCs w:val="20"/>
               </w:rPr>
               <w:t>PostgreSQL (production) / SQLite (dev &amp; test), Redis (caching, rate limiting), Docker Compose, uploads on local disk or in an S3-compatible bucket, with a dev-mode fallback for SendGrid, Twilio, and Stripe</w:t>
@@ -2844,7 +3419,8 @@
     </w:tbl>
     <w:p>
       <w:pPr>
-        <w:spacing w:after="180" w:line="300"/>
+        <w:spacing w:after="180" w:line="276" w:lineRule="auto"/>
+        <w:jc w:val="both"/>
       </w:pPr>
       <w:r>
         <w:rPr>
@@ -2883,7 +3459,7 @@
         <w:rPr>
           <w:b/>
           <w:bCs/>
-          <w:color w:val="2563EB"/>
+          <w:color w:val="0F172A"/>
           <w:sz w:val="26"/>
           <w:szCs w:val="26"/>
         </w:rPr>
@@ -2931,7 +3507,7 @@
                 <w:b/>
                 <w:bCs/>
                 <w:color w:val="FFFFFF"/>
-                <w:sz w:val="20"/>
+                <w:sz w:val="18"/>
                 <w:szCs w:val="20"/>
               </w:rPr>
               <w:t xml:space="preserve">Role</w:t>
@@ -2958,7 +3534,7 @@
                 <w:b/>
                 <w:bCs/>
                 <w:color w:val="FFFFFF"/>
-                <w:sz w:val="20"/>
+                <w:sz w:val="18"/>
                 <w:szCs w:val="20"/>
               </w:rPr>
               <w:t xml:space="preserve">Core Capabilities</w:t>
@@ -2987,7 +3563,7 @@
                 <w:b w:val="false"/>
                 <w:bCs w:val="false"/>
                 <w:color w:val="1E293B"/>
-                <w:sz w:val="20"/>
+                <w:sz w:val="18"/>
                 <w:szCs w:val="20"/>
               </w:rPr>
               <w:t xml:space="preserve">Property Owner</w:t>
@@ -3014,7 +3590,7 @@
                 <w:b w:val="false"/>
                 <w:bCs w:val="false"/>
                 <w:color w:val="1E293B"/>
-                <w:sz w:val="20"/>
+                <w:sz w:val="18"/>
                 <w:szCs w:val="20"/>
               </w:rPr>
               <w:t xml:space="preserve">Create &amp; edit properties and units, upload photos, configure late fees, full portfolio reporting</w:t>
@@ -3043,7 +3619,7 @@
                 <w:b w:val="false"/>
                 <w:bCs w:val="false"/>
                 <w:color w:val="1E293B"/>
-                <w:sz w:val="20"/>
+                <w:sz w:val="18"/>
                 <w:szCs w:val="20"/>
               </w:rPr>
               <w:t xml:space="preserve">Property Manager</w:t>
@@ -3070,7 +3646,7 @@
                 <w:b w:val="false"/>
                 <w:bCs w:val="false"/>
                 <w:color w:val="1E293B"/>
-                <w:sz w:val="20"/>
+                <w:sz w:val="18"/>
                 <w:szCs w:val="20"/>
               </w:rPr>
               <w:t xml:space="preserve">Manage properties an Owner has added, onboard and blacklist tenants, assign and oversee maintenance work</w:t>
@@ -3099,7 +3675,7 @@
                 <w:b w:val="false"/>
                 <w:bCs w:val="false"/>
                 <w:color w:val="1E293B"/>
-                <w:sz w:val="20"/>
+                <w:sz w:val="18"/>
                 <w:szCs w:val="20"/>
               </w:rPr>
               <w:t xml:space="preserve">Tenant</w:t>
@@ -3126,7 +3702,7 @@
                 <w:b w:val="false"/>
                 <w:bCs w:val="false"/>
                 <w:color w:val="1E293B"/>
-                <w:sz w:val="20"/>
+                <w:sz w:val="18"/>
                 <w:szCs w:val="20"/>
               </w:rPr>
               <w:t xml:space="preserve">Self-service portal: view lease and balance, pay rent online, submit maintenance requests with photos, download statements</w:t>
@@ -3155,7 +3731,7 @@
                 <w:b w:val="false"/>
                 <w:bCs w:val="false"/>
                 <w:color w:val="1E293B"/>
-                <w:sz w:val="20"/>
+                <w:sz w:val="18"/>
                 <w:szCs w:val="20"/>
               </w:rPr>
               <w:t xml:space="preserve">Maintenance Staff</w:t>
@@ -3182,7 +3758,7 @@
                 <w:b w:val="false"/>
                 <w:bCs w:val="false"/>
                 <w:color w:val="1E293B"/>
-                <w:sz w:val="20"/>
+                <w:sz w:val="18"/>
                 <w:szCs w:val="20"/>
               </w:rPr>
               <w:t xml:space="preserve">A personal work queue only — assigned tickets, status updates, completion photos; no visibility into properties, tenants, or rent</w:t>
@@ -3211,7 +3787,7 @@
                 <w:b w:val="false"/>
                 <w:bCs w:val="false"/>
                 <w:color w:val="1E293B"/>
-                <w:sz w:val="20"/>
+                <w:sz w:val="18"/>
                 <w:szCs w:val="20"/>
               </w:rPr>
               <w:t xml:space="preserve">Administrator</w:t>
@@ -3238,7 +3814,7 @@
                 <w:b w:val="false"/>
                 <w:bCs w:val="false"/>
                 <w:color w:val="1E293B"/>
-                <w:sz w:val="20"/>
+                <w:sz w:val="18"/>
                 <w:szCs w:val="20"/>
               </w:rPr>
               <w:t xml:space="preserve">Full data visibility across the portfolio, plus a dedicated console for user and role management and staff account creation</w:t>
@@ -3257,7 +3833,7 @@
         <w:rPr>
           <w:b/>
           <w:bCs/>
-          <w:color w:val="2563EB"/>
+          <w:color w:val="0F172A"/>
           <w:sz w:val="26"/>
           <w:szCs w:val="26"/>
         </w:rPr>
@@ -3267,7 +3843,8 @@
     </w:p>
     <w:p>
       <w:pPr>
-        <w:spacing w:after="180" w:line="300"/>
+        <w:spacing w:after="180" w:line="276" w:lineRule="auto"/>
+        <w:jc w:val="both"/>
       </w:pPr>
       <w:r>
         <w:rPr>
@@ -3288,7 +3865,7 @@
         <w:rPr>
           <w:b/>
           <w:bCs/>
-          <w:color w:val="2563EB"/>
+          <w:color w:val="0F172A"/>
           <w:sz w:val="26"/>
           <w:szCs w:val="26"/>
         </w:rPr>
@@ -3298,7 +3875,8 @@
     </w:p>
     <w:p>
       <w:pPr>
-        <w:spacing w:after="180" w:line="300"/>
+        <w:spacing w:after="180" w:line="276" w:lineRule="auto"/>
+        <w:jc w:val="both"/>
       </w:pPr>
       <w:r>
         <w:rPr>
@@ -3319,7 +3897,7 @@
         <w:rPr>
           <w:b/>
           <w:bCs/>
-          <w:color w:val="2563EB"/>
+          <w:color w:val="0F172A"/>
           <w:sz w:val="26"/>
           <w:szCs w:val="26"/>
         </w:rPr>
@@ -3329,7 +3907,8 @@
     </w:p>
     <w:p>
       <w:pPr>
-        <w:spacing w:after="180" w:line="300"/>
+        <w:spacing w:after="180" w:line="276" w:lineRule="auto"/>
+        <w:jc w:val="both"/>
       </w:pPr>
       <w:r>
         <w:rPr>
@@ -3350,7 +3929,7 @@
         <w:rPr>
           <w:b/>
           <w:bCs/>
-          <w:color w:val="2563EB"/>
+          <w:color w:val="0F172A"/>
           <w:sz w:val="26"/>
           <w:szCs w:val="26"/>
         </w:rPr>
@@ -3360,7 +3939,8 @@
     </w:p>
     <w:p>
       <w:pPr>
-        <w:spacing w:after="180" w:line="300"/>
+        <w:spacing w:after="180" w:line="276" w:lineRule="auto"/>
+        <w:jc w:val="both"/>
       </w:pPr>
       <w:r>
         <w:rPr>
@@ -3391,7 +3971,8 @@
     </w:p>
     <w:p>
       <w:pPr>
-        <w:spacing w:after="180" w:line="300"/>
+        <w:spacing w:after="180" w:line="276" w:lineRule="auto"/>
+        <w:jc w:val="both"/>
       </w:pPr>
       <w:r>
         <w:rPr>
@@ -3442,7 +4023,7 @@
                 <w:b/>
                 <w:bCs/>
                 <w:color w:val="FFFFFF"/>
-                <w:sz w:val="20"/>
+                <w:sz w:val="18"/>
                 <w:szCs w:val="20"/>
               </w:rPr>
               <w:t xml:space="preserve">Metric</w:t>
@@ -3469,7 +4050,7 @@
                 <w:b/>
                 <w:bCs/>
                 <w:color w:val="FFFFFF"/>
-                <w:sz w:val="20"/>
+                <w:sz w:val="18"/>
                 <w:szCs w:val="20"/>
               </w:rPr>
               <w:t xml:space="preserve">Result</w:t>
@@ -3498,7 +4079,7 @@
                 <w:b w:val="false"/>
                 <w:bCs w:val="false"/>
                 <w:color w:val="1E293B"/>
-                <w:sz w:val="20"/>
+                <w:sz w:val="18"/>
                 <w:szCs w:val="20"/>
               </w:rPr>
               <w:t xml:space="preserve">Tests collected</w:t>
@@ -3525,7 +4106,7 @@
                 <w:b w:val="false"/>
                 <w:bCs w:val="false"/>
                 <w:color w:val="1E293B"/>
-                <w:sz w:val="20"/>
+                <w:sz w:val="18"/>
                 <w:szCs w:val="20"/>
               </w:rPr>
               <w:t>305</w:t>
@@ -3554,7 +4135,7 @@
                 <w:b w:val="false"/>
                 <w:bCs w:val="false"/>
                 <w:color w:val="1E293B"/>
-                <w:sz w:val="20"/>
+                <w:sz w:val="18"/>
                 <w:szCs w:val="20"/>
               </w:rPr>
               <w:t xml:space="preserve">Tests passed</w:t>
@@ -3581,7 +4162,7 @@
                 <w:b w:val="false"/>
                 <w:bCs w:val="false"/>
                 <w:color w:val="1E293B"/>
-                <w:sz w:val="20"/>
+                <w:sz w:val="18"/>
                 <w:szCs w:val="20"/>
               </w:rPr>
               <w:t>305</w:t>
@@ -3610,7 +4191,7 @@
                 <w:b w:val="false"/>
                 <w:bCs w:val="false"/>
                 <w:color w:val="1E293B"/>
-                <w:sz w:val="20"/>
+                <w:sz w:val="18"/>
                 <w:szCs w:val="20"/>
               </w:rPr>
               <w:t xml:space="preserve">Tests skipped</w:t>
@@ -3637,7 +4218,7 @@
                 <w:b w:val="false"/>
                 <w:bCs w:val="false"/>
                 <w:color w:val="1E293B"/>
-                <w:sz w:val="20"/>
+                <w:sz w:val="18"/>
                 <w:szCs w:val="20"/>
               </w:rPr>
               <w:t xml:space="preserve">0 on the latest run (one scheduler test self-skips on dates near month-end, where due-day clipping could shift the asserted date by a day)</w:t>
@@ -3666,7 +4247,7 @@
                 <w:b w:val="false"/>
                 <w:bCs w:val="false"/>
                 <w:color w:val="1E293B"/>
-                <w:sz w:val="20"/>
+                <w:sz w:val="18"/>
                 <w:szCs w:val="20"/>
               </w:rPr>
               <w:t xml:space="preserve">Tests failed</w:t>
@@ -3693,7 +4274,7 @@
                 <w:b w:val="false"/>
                 <w:bCs w:val="false"/>
                 <w:color w:val="1E293B"/>
-                <w:sz w:val="20"/>
+                <w:sz w:val="18"/>
                 <w:szCs w:val="20"/>
               </w:rPr>
               <w:t xml:space="preserve">0</w:t>
@@ -3722,7 +4303,7 @@
                 <w:b w:val="false"/>
                 <w:bCs w:val="false"/>
                 <w:color w:val="1E293B"/>
-                <w:sz w:val="20"/>
+                <w:sz w:val="18"/>
                 <w:szCs w:val="20"/>
               </w:rPr>
               <w:t xml:space="preserve">Statement coverage (pytest --cov=backend)</w:t>
@@ -3749,7 +4330,7 @@
                 <w:b w:val="false"/>
                 <w:bCs w:val="false"/>
                 <w:color w:val="1E293B"/>
-                <w:sz w:val="20"/>
+                <w:sz w:val="18"/>
                 <w:szCs w:val="20"/>
               </w:rPr>
               <w:t>86%</w:t>
@@ -3778,7 +4359,7 @@
                 <w:b w:val="false"/>
                 <w:bCs w:val="false"/>
                 <w:color w:val="1E293B"/>
-                <w:sz w:val="20"/>
+                <w:sz w:val="18"/>
                 <w:szCs w:val="20"/>
               </w:rPr>
               <w:t xml:space="preserve">Roles exercised by the auth test suite</w:t>
@@ -3805,7 +4386,7 @@
                 <w:b w:val="false"/>
                 <w:bCs w:val="false"/>
                 <w:color w:val="1E293B"/>
-                <w:sz w:val="20"/>
+                <w:sz w:val="18"/>
                 <w:szCs w:val="20"/>
               </w:rPr>
               <w:t xml:space="preserve">5 (Admin, Owner, Manager, Staff, Tenant)</w:t>
@@ -3834,7 +4415,7 @@
                 <w:b w:val="false"/>
                 <w:bCs w:val="false"/>
                 <w:color w:val="1E293B"/>
-                <w:sz w:val="20"/>
+                <w:sz w:val="18"/>
                 <w:szCs w:val="20"/>
               </w:rPr>
               <w:t xml:space="preserve">Use cases with at least one covering test</w:t>
@@ -3861,7 +4442,7 @@
                 <w:b w:val="false"/>
                 <w:bCs w:val="false"/>
                 <w:color w:val="1E293B"/>
-                <w:sz w:val="20"/>
+                <w:sz w:val="18"/>
                 <w:szCs w:val="20"/>
               </w:rPr>
               <w:t xml:space="preserve">25 / 25</w:t>
@@ -3880,7 +4461,7 @@
         <w:rPr>
           <w:b/>
           <w:bCs/>
-          <w:color w:val="2563EB"/>
+          <w:color w:val="0F172A"/>
           <w:sz w:val="26"/>
           <w:szCs w:val="26"/>
         </w:rPr>
@@ -4052,7 +4633,8 @@
     </w:p>
     <w:p>
       <w:pPr>
-        <w:spacing w:after="180" w:line="300"/>
+        <w:spacing w:after="180" w:line="276" w:lineRule="auto"/>
+        <w:jc w:val="both"/>
       </w:pPr>
       <w:r>
         <w:rPr>
@@ -4121,7 +4703,7 @@
                 <w:b/>
                 <w:bCs/>
                 <w:color w:val="FFFFFF"/>
-                <w:sz w:val="20"/>
+                <w:sz w:val="18"/>
                 <w:szCs w:val="20"/>
               </w:rPr>
               <w:t xml:space="preserve">Challenge</w:t>
@@ -4148,7 +4730,7 @@
                 <w:b/>
                 <w:bCs/>
                 <w:color w:val="FFFFFF"/>
-                <w:sz w:val="20"/>
+                <w:sz w:val="18"/>
                 <w:szCs w:val="20"/>
               </w:rPr>
               <w:t xml:space="preserve">How It Was Addressed</w:t>
@@ -4177,7 +4759,7 @@
                 <w:b w:val="false"/>
                 <w:bCs w:val="false"/>
                 <w:color w:val="1E293B"/>
-                <w:sz w:val="20"/>
+                <w:sz w:val="18"/>
                 <w:szCs w:val="20"/>
               </w:rPr>
               <w:t xml:space="preserve">Reconciling ambitious early design documents with what one developer could build and verify in the available time</w:t>
@@ -4204,7 +4786,7 @@
                 <w:b w:val="false"/>
                 <w:bCs w:val="false"/>
                 <w:color w:val="1E293B"/>
-                <w:sz w:val="20"/>
+                <w:sz w:val="18"/>
                 <w:szCs w:val="20"/>
               </w:rPr>
               <w:t xml:space="preserve">Simplified IT401 Deliverable 2’s microservice-style package diagram to a layered monolith (Section 4); when IT401 Deliverable 3’s originally-stated test and coverage numbers were found to be overstated, corrected the document to the real, verified numbers rather than leaving the discrepancy in place</w:t>
@@ -4233,7 +4815,7 @@
                 <w:b w:val="false"/>
                 <w:bCs w:val="false"/>
                 <w:color w:val="1E293B"/>
-                <w:sz w:val="20"/>
+                <w:sz w:val="18"/>
                 <w:szCs w:val="20"/>
               </w:rPr>
               <w:t xml:space="preserve">Getting recurring, calendar-based billing correct at month boundaries (a lease starting on the 31st, a due day that doesn’t exist in February)</w:t>
@@ -4260,7 +4842,7 @@
                 <w:b w:val="false"/>
                 <w:bCs w:val="false"/>
                 <w:color w:val="1E293B"/>
-                <w:sz w:val="20"/>
+                <w:sz w:val="18"/>
                 <w:szCs w:val="20"/>
               </w:rPr>
               <w:t xml:space="preserve">Wrote the edge-case tests before trusting the implementation, catching clipping errors that would otherwise have shifted a due date by a day</w:t>
@@ -4289,7 +4871,7 @@
                 <w:b w:val="false"/>
                 <w:bCs w:val="false"/>
                 <w:color w:val="1E293B"/>
-                <w:sz w:val="20"/>
+                <w:sz w:val="18"/>
                 <w:szCs w:val="20"/>
               </w:rPr>
               <w:t xml:space="preserve">Keeping the whole system — including payments and notifications — testable without any live external account</w:t>
@@ -4316,7 +4898,7 @@
                 <w:b w:val="false"/>
                 <w:bCs w:val="false"/>
                 <w:color w:val="1E293B"/>
-                <w:sz w:val="20"/>
+                <w:sz w:val="18"/>
                 <w:szCs w:val="20"/>
               </w:rPr>
               <w:t xml:space="preserve">Built a dev-mode fallback pattern into every external service integration (SendGrid, Twilio, Stripe), which is also what lets the demo video and this whole project run fully offline</w:t>
@@ -4345,7 +4927,7 @@
                 <w:b w:val="false"/>
                 <w:bCs w:val="false"/>
                 <w:color w:val="1E293B"/>
-                <w:sz w:val="20"/>
+                <w:sz w:val="18"/>
                 <w:szCs w:val="20"/>
               </w:rPr>
               <w:t xml:space="preserve">Keeping documentation honest as the system evolved past its initial prototype</w:t>
@@ -4372,7 +4954,7 @@
                 <w:b w:val="false"/>
                 <w:bCs w:val="false"/>
                 <w:color w:val="1E293B"/>
-                <w:sz w:val="20"/>
+                <w:sz w:val="18"/>
                 <w:szCs w:val="20"/>
               </w:rPr>
               <w:t>Every figure is produced by running the code. IT401 Deliverable 3 stands exactly as submitted; IT402 Deliverable 1 keeps the figures of its own build in its main chapters, with one clearly marked closing appendix on later changes; and later reports describe each change in its own section, so no report mixes two points in time</w:t>
@@ -4401,7 +4983,7 @@
                 <w:b w:val="false"/>
                 <w:bCs w:val="false"/>
                 <w:color w:val="1E293B"/>
-                <w:sz w:val="20"/>
+                <w:sz w:val="18"/>
                 <w:szCs w:val="20"/>
               </w:rPr>
               <w:t xml:space="preserve">Extending a fully-tested, shipped system with eight major billing features without breaking any of it</w:t>
@@ -4428,7 +5010,7 @@
                 <w:b w:val="false"/>
                 <w:bCs w:val="false"/>
                 <w:color w:val="1E293B"/>
-                <w:sz w:val="20"/>
+                <w:sz w:val="18"/>
                 <w:szCs w:val="20"/>
               </w:rPr>
               <w:t xml:space="preserve">Every new capability (charges, metering, pro rata, revisions, auto billing, statements, receipts, expenses) was designed additively — new tables and nullable/defaulted fields only, so an existing lease with none of them set behaves exactly as it did before — and the full pre-existing suite was re-run after every single change to confirm zero regressions before moving to the next</w:t>
@@ -4457,7 +5039,7 @@
                 <w:b w:val="false"/>
                 <w:bCs w:val="false"/>
                 <w:color w:val="1E293B"/>
-                <w:sz w:val="20"/>
+                <w:sz w:val="18"/>
                 <w:szCs w:val="20"/>
               </w:rPr>
               <w:t xml:space="preserve">Adding two more languages late in the project — one of them written right to left — without a translation library and without translating the data by mistake</w:t>
@@ -4484,7 +5066,7 @@
                 <w:b w:val="false"/>
                 <w:bCs w:val="false"/>
                 <w:color w:val="1E293B"/>
-                <w:sz w:val="20"/>
+                <w:sz w:val="18"/>
                 <w:szCs w:val="20"/>
               </w:rPr>
               <w:t xml:space="preserve">Wrapped only interface text in a small _() helper with an English fallback, so the app works at every stage of translation; switched Arabic pages to right to left and aligned text to the start of the line so one stylesheet serves both directions; kept names and places as plain data, and added a test that fails if a Harare place name is ever changed or given a Shona or Arabic entry</w:t>
@@ -4513,7 +5095,7 @@
                 <w:b w:val="false"/>
                 <w:bCs w:val="false"/>
                 <w:color w:val="1E293B"/>
-                <w:sz w:val="20"/>
+                <w:sz w:val="18"/>
                 <w:szCs w:val="20"/>
               </w:rPr>
               <w:t>Right-to-left Arabic in PDFs, where the PDF library draws text exactly as given</w:t>
@@ -4540,7 +5122,7 @@
                 <w:b w:val="false"/>
                 <w:bCs w:val="false"/>
                 <w:color w:val="1E293B"/>
-                <w:sz w:val="20"/>
+                <w:sz w:val="18"/>
                 <w:szCs w:val="20"/>
               </w:rPr>
               <w:t>Joined the letters with arabic-reshaper and reordered each line with python-bidi, wrapping long lines before reordering so paragraphs still read top to bottom; isolated dates, codes and amounts so they keep their order; mirrored brackets by hand after finding the bidi library reorders text without mirroring them; and checked the rendered pages visually, not just by test</w:t>
@@ -4551,7 +5133,8 @@
     </w:tbl>
     <w:p>
       <w:pPr>
-        <w:spacing w:after="180" w:line="300"/>
+        <w:spacing w:after="180" w:line="276" w:lineRule="auto"/>
+        <w:jc w:val="both"/>
       </w:pPr>
       <w:r>
         <w:rPr>
@@ -4582,7 +5165,8 @@
     </w:p>
     <w:p>
       <w:pPr>
-        <w:spacing w:after="180" w:line="300"/>
+        <w:spacing w:after="180" w:line="276" w:lineRule="auto"/>
+        <w:jc w:val="both"/>
       </w:pPr>
       <w:r>
         <w:rPr>
@@ -4603,7 +5187,7 @@
         <w:rPr>
           <w:b/>
           <w:bCs/>
-          <w:color w:val="2563EB"/>
+          <w:color w:val="0F172A"/>
           <w:sz w:val="26"/>
           <w:szCs w:val="26"/>
         </w:rPr>
@@ -4729,7 +5313,8 @@
     </w:p>
     <w:p>
       <w:pPr>
-        <w:spacing w:after="180" w:line="300"/>
+        <w:spacing w:after="180" w:line="276" w:lineRule="auto"/>
+        <w:jc w:val="both"/>
       </w:pPr>
       <w:r>
         <w:rPr>
@@ -4803,7 +5388,7 @@
                 <w:b/>
                 <w:bCs/>
                 <w:color w:val="FFFFFF"/>
-                <w:sz w:val="20"/>
+                <w:sz w:val="18"/>
                 <w:szCs w:val="20"/>
               </w:rPr>
               <w:t xml:space="preserve">Statistic</w:t>
@@ -4830,7 +5415,7 @@
                 <w:b/>
                 <w:bCs/>
                 <w:color w:val="FFFFFF"/>
-                <w:sz w:val="20"/>
+                <w:sz w:val="18"/>
                 <w:szCs w:val="20"/>
               </w:rPr>
               <w:t xml:space="preserve">Value</w:t>
@@ -4859,7 +5444,7 @@
                 <w:b w:val="false"/>
                 <w:bCs w:val="false"/>
                 <w:color w:val="1E293B"/>
-                <w:sz w:val="20"/>
+                <w:sz w:val="18"/>
                 <w:szCs w:val="20"/>
               </w:rPr>
               <w:t xml:space="preserve">Use cases (SRS)</w:t>
@@ -4886,7 +5471,7 @@
                 <w:b w:val="false"/>
                 <w:bCs w:val="false"/>
                 <w:color w:val="1E293B"/>
-                <w:sz w:val="20"/>
+                <w:sz w:val="18"/>
                 <w:szCs w:val="20"/>
               </w:rPr>
               <w:t xml:space="preserve">25</w:t>
@@ -4915,7 +5500,7 @@
                 <w:b w:val="false"/>
                 <w:bCs w:val="false"/>
                 <w:color w:val="1E293B"/>
-                <w:sz w:val="20"/>
+                <w:sz w:val="18"/>
                 <w:szCs w:val="20"/>
               </w:rPr>
               <w:t xml:space="preserve">Database tables</w:t>
@@ -4942,7 +5527,7 @@
                 <w:b w:val="false"/>
                 <w:bCs w:val="false"/>
                 <w:color w:val="1E293B"/>
-                <w:sz w:val="20"/>
+                <w:sz w:val="18"/>
                 <w:szCs w:val="20"/>
               </w:rPr>
               <w:t xml:space="preserve">18 (13 original + 5 for the billing engine)</w:t>
@@ -4971,7 +5556,7 @@
                 <w:b w:val="false"/>
                 <w:bCs w:val="false"/>
                 <w:color w:val="1E293B"/>
-                <w:sz w:val="20"/>
+                <w:sz w:val="18"/>
                 <w:szCs w:val="20"/>
               </w:rPr>
               <w:t xml:space="preserve">Route blueprints</w:t>
@@ -4998,7 +5583,7 @@
                 <w:b w:val="false"/>
                 <w:bCs w:val="false"/>
                 <w:color w:val="1E293B"/>
-                <w:sz w:val="20"/>
+                <w:sz w:val="18"/>
                 <w:szCs w:val="20"/>
               </w:rPr>
               <w:t xml:space="preserve">10</w:t>
@@ -5027,7 +5612,7 @@
                 <w:b w:val="false"/>
                 <w:bCs w:val="false"/>
                 <w:color w:val="1E293B"/>
-                <w:sz w:val="20"/>
+                <w:sz w:val="18"/>
                 <w:szCs w:val="20"/>
               </w:rPr>
               <w:t xml:space="preserve">User roles</w:t>
@@ -5054,7 +5639,7 @@
                 <w:b w:val="false"/>
                 <w:bCs w:val="false"/>
                 <w:color w:val="1E293B"/>
-                <w:sz w:val="20"/>
+                <w:sz w:val="18"/>
                 <w:szCs w:val="20"/>
               </w:rPr>
               <w:t xml:space="preserve">5</w:t>
@@ -5083,7 +5668,7 @@
                 <w:b w:val="false"/>
                 <w:bCs w:val="false"/>
                 <w:color w:val="1E293B"/>
-                <w:sz w:val="20"/>
+                <w:sz w:val="18"/>
                 <w:szCs w:val="20"/>
               </w:rPr>
               <w:t xml:space="preserve">Jinja2 templates</w:t>
@@ -5110,7 +5695,7 @@
                 <w:b w:val="false"/>
                 <w:bCs w:val="false"/>
                 <w:color w:val="1E293B"/>
-                <w:sz w:val="20"/>
+                <w:sz w:val="18"/>
                 <w:szCs w:val="20"/>
               </w:rPr>
               <w:t>40</w:t>
@@ -5139,7 +5724,7 @@
                 <w:b w:val="false"/>
                 <w:bCs w:val="false"/>
                 <w:color w:val="1E293B"/>
-                <w:sz w:val="20"/>
+                <w:sz w:val="18"/>
                 <w:szCs w:val="20"/>
               </w:rPr>
               <w:t xml:space="preserve">Background scheduler jobs</w:t>
@@ -5166,7 +5751,7 @@
                 <w:b w:val="false"/>
                 <w:bCs w:val="false"/>
                 <w:color w:val="1E293B"/>
-                <w:sz w:val="20"/>
+                <w:sz w:val="18"/>
                 <w:szCs w:val="20"/>
               </w:rPr>
               <w:t xml:space="preserve">5</w:t>
@@ -5195,7 +5780,7 @@
                 <w:b w:val="false"/>
                 <w:bCs w:val="false"/>
                 <w:color w:val="1E293B"/>
-                <w:sz w:val="20"/>
+                <w:sz w:val="18"/>
                 <w:szCs w:val="20"/>
               </w:rPr>
               <w:t xml:space="preserve">Automated tests</w:t>
@@ -5222,7 +5807,7 @@
                 <w:b w:val="false"/>
                 <w:bCs w:val="false"/>
                 <w:color w:val="1E293B"/>
-                <w:sz w:val="20"/>
+                <w:sz w:val="18"/>
                 <w:szCs w:val="20"/>
               </w:rPr>
               <w:t>305</w:t>
@@ -5251,7 +5836,7 @@
                 <w:b w:val="false"/>
                 <w:bCs w:val="false"/>
                 <w:color w:val="1E293B"/>
-                <w:sz w:val="20"/>
+                <w:sz w:val="18"/>
                 <w:szCs w:val="20"/>
               </w:rPr>
               <w:t xml:space="preserve">Tests passing</w:t>
@@ -5278,7 +5863,7 @@
                 <w:b w:val="false"/>
                 <w:bCs w:val="false"/>
                 <w:color w:val="1E293B"/>
-                <w:sz w:val="20"/>
+                <w:sz w:val="18"/>
                 <w:szCs w:val="20"/>
               </w:rPr>
               <w:t>305</w:t>
@@ -5307,7 +5892,7 @@
                 <w:b w:val="false"/>
                 <w:bCs w:val="false"/>
                 <w:color w:val="1E293B"/>
-                <w:sz w:val="20"/>
+                <w:sz w:val="18"/>
                 <w:szCs w:val="20"/>
               </w:rPr>
               <w:t xml:space="preserve">Tests skipped</w:t>
@@ -5334,7 +5919,7 @@
                 <w:b w:val="false"/>
                 <w:bCs w:val="false"/>
                 <w:color w:val="1E293B"/>
-                <w:sz w:val="20"/>
+                <w:sz w:val="18"/>
                 <w:szCs w:val="20"/>
               </w:rPr>
               <w:t xml:space="preserve">0</w:t>
@@ -5363,7 +5948,7 @@
                 <w:b w:val="false"/>
                 <w:bCs w:val="false"/>
                 <w:color w:val="1E293B"/>
-                <w:sz w:val="20"/>
+                <w:sz w:val="18"/>
                 <w:szCs w:val="20"/>
               </w:rPr>
               <w:t xml:space="preserve">Test failures</w:t>
@@ -5390,7 +5975,7 @@
                 <w:b w:val="false"/>
                 <w:bCs w:val="false"/>
                 <w:color w:val="1E293B"/>
-                <w:sz w:val="20"/>
+                <w:sz w:val="18"/>
                 <w:szCs w:val="20"/>
               </w:rPr>
               <w:t xml:space="preserve">0</w:t>
@@ -5419,7 +6004,7 @@
                 <w:b w:val="false"/>
                 <w:bCs w:val="false"/>
                 <w:color w:val="1E293B"/>
-                <w:sz w:val="20"/>
+                <w:sz w:val="18"/>
                 <w:szCs w:val="20"/>
               </w:rPr>
               <w:t xml:space="preserve">Statement coverage</w:t>
@@ -5446,7 +6031,7 @@
                 <w:b w:val="false"/>
                 <w:bCs w:val="false"/>
                 <w:color w:val="1E293B"/>
-                <w:sz w:val="20"/>
+                <w:sz w:val="18"/>
                 <w:szCs w:val="20"/>
               </w:rPr>
               <w:t>86%</w:t>
@@ -5475,7 +6060,7 @@
                 <w:b w:val="false"/>
                 <w:bCs w:val="false"/>
                 <w:color w:val="1E293B"/>
-                <w:sz w:val="20"/>
+                <w:sz w:val="18"/>
                 <w:szCs w:val="20"/>
               </w:rPr>
               <w:t xml:space="preserve">IT402 Deliverable 2 feature gaps closed</w:t>
@@ -5502,7 +6087,7 @@
                 <w:b w:val="false"/>
                 <w:bCs w:val="false"/>
                 <w:color w:val="1E293B"/>
-                <w:sz w:val="20"/>
+                <w:sz w:val="18"/>
                 <w:szCs w:val="20"/>
               </w:rPr>
               <w:t>11</w:t>
@@ -5531,7 +6116,7 @@
                 <w:b w:val="false"/>
                 <w:bCs w:val="false"/>
                 <w:color w:val="1E293B"/>
-                <w:sz w:val="20"/>
+                <w:sz w:val="18"/>
                 <w:szCs w:val="20"/>
               </w:rPr>
               <w:t xml:space="preserve">IT402 Deliverable 2 dedicated tests</w:t>
@@ -5558,7 +6143,7 @@
                 <w:b w:val="false"/>
                 <w:bCs w:val="false"/>
                 <w:color w:val="1E293B"/>
-                <w:sz w:val="20"/>
+                <w:sz w:val="18"/>
                 <w:szCs w:val="20"/>
               </w:rPr>
               <w:t xml:space="preserve">31</w:t>
@@ -5587,7 +6172,7 @@
                 <w:b w:val="false"/>
                 <w:bCs w:val="false"/>
                 <w:color w:val="1E293B"/>
-                <w:sz w:val="20"/>
+                <w:sz w:val="18"/>
                 <w:szCs w:val="20"/>
               </w:rPr>
               <w:t xml:space="preserve">Billing engine features added</w:t>
@@ -5614,7 +6199,7 @@
                 <w:b w:val="false"/>
                 <w:bCs w:val="false"/>
                 <w:color w:val="1E293B"/>
-                <w:sz w:val="20"/>
+                <w:sz w:val="18"/>
                 <w:szCs w:val="20"/>
               </w:rPr>
               <w:t xml:space="preserve">8</w:t>
@@ -5643,7 +6228,7 @@
                 <w:b w:val="false"/>
                 <w:bCs w:val="false"/>
                 <w:color w:val="1E293B"/>
-                <w:sz w:val="20"/>
+                <w:sz w:val="18"/>
                 <w:szCs w:val="20"/>
               </w:rPr>
               <w:t xml:space="preserve">Billing engine dedicated tests</w:t>
@@ -5670,7 +6255,7 @@
                 <w:b w:val="false"/>
                 <w:bCs w:val="false"/>
                 <w:color w:val="1E293B"/>
-                <w:sz w:val="20"/>
+                <w:sz w:val="18"/>
                 <w:szCs w:val="20"/>
               </w:rPr>
               <w:t xml:space="preserve">79</w:t>
@@ -5699,7 +6284,7 @@
                 <w:b w:val="false"/>
                 <w:bCs w:val="false"/>
                 <w:color w:val="1E293B"/>
-                <w:sz w:val="20"/>
+                <w:sz w:val="18"/>
                 <w:szCs w:val="20"/>
               </w:rPr>
               <w:t xml:space="preserve">Usability &amp; localisation dedicated tests</w:t>
@@ -5726,7 +6311,7 @@
                 <w:b w:val="false"/>
                 <w:bCs w:val="false"/>
                 <w:color w:val="1E293B"/>
-                <w:sz w:val="20"/>
+                <w:sz w:val="18"/>
                 <w:szCs w:val="20"/>
               </w:rPr>
               <w:t xml:space="preserve">27</w:t>
@@ -5755,7 +6340,7 @@
                 <w:b w:val="false"/>
                 <w:bCs w:val="false"/>
                 <w:color w:val="1E293B"/>
-                <w:sz w:val="20"/>
+                <w:sz w:val="18"/>
                 <w:szCs w:val="20"/>
               </w:rPr>
               <w:t xml:space="preserve">Tenant history &amp; maintenance summary tests</w:t>
@@ -5782,7 +6367,7 @@
                 <w:b w:val="false"/>
                 <w:bCs w:val="false"/>
                 <w:color w:val="1E293B"/>
-                <w:sz w:val="20"/>
+                <w:sz w:val="18"/>
                 <w:szCs w:val="20"/>
               </w:rPr>
               <w:t xml:space="preserve">13</w:t>
@@ -5811,7 +6396,7 @@
                 <w:b w:val="false"/>
                 <w:bCs w:val="false"/>
                 <w:color w:val="1E293B"/>
-                <w:sz w:val="20"/>
+                <w:sz w:val="18"/>
                 <w:szCs w:val="20"/>
               </w:rPr>
               <w:t>Full Arabic &amp; hardening dedicated tests</w:t>
@@ -5838,7 +6423,7 @@
                 <w:b w:val="false"/>
                 <w:bCs w:val="false"/>
                 <w:color w:val="1E293B"/>
-                <w:sz w:val="20"/>
+                <w:sz w:val="18"/>
                 <w:szCs w:val="20"/>
               </w:rPr>
               <w:t>54</w:t>
@@ -5867,7 +6452,7 @@
                 <w:b w:val="false"/>
                 <w:bCs w:val="false"/>
                 <w:color w:val="1E293B"/>
-                <w:sz w:val="20"/>
+                <w:sz w:val="18"/>
                 <w:szCs w:val="20"/>
               </w:rPr>
               <w:t>Render deployment dedicated tests</w:t>
@@ -5894,7 +6479,7 @@
                 <w:b w:val="false"/>
                 <w:bCs w:val="false"/>
                 <w:color w:val="1E293B"/>
-                <w:sz w:val="20"/>
+                <w:sz w:val="18"/>
                 <w:szCs w:val="20"/>
               </w:rPr>
               <w:t>7</w:t>
@@ -5923,7 +6508,7 @@
                 <w:b w:val="false"/>
                 <w:bCs w:val="false"/>
                 <w:color w:val="1E293B"/>
-                <w:sz w:val="20"/>
+                <w:sz w:val="18"/>
                 <w:szCs w:val="20"/>
               </w:rPr>
               <w:t xml:space="preserve">SRS functional requirements met</w:t>
@@ -5950,7 +6535,7 @@
                 <w:b w:val="false"/>
                 <w:bCs w:val="false"/>
                 <w:color w:val="1E293B"/>
-                <w:sz w:val="20"/>
+                <w:sz w:val="18"/>
                 <w:szCs w:val="20"/>
               </w:rPr>
               <w:t xml:space="preserve">44 / 44 (FR-021 and FR-044 by design in a different way)</w:t>
@@ -5979,7 +6564,7 @@
                 <w:b w:val="false"/>
                 <w:bCs w:val="false"/>
                 <w:color w:val="1E293B"/>
-                <w:sz w:val="20"/>
+                <w:sz w:val="18"/>
                 <w:szCs w:val="20"/>
               </w:rPr>
               <w:t xml:space="preserve">Interface languages</w:t>
@@ -6006,7 +6591,7 @@
                 <w:b w:val="false"/>
                 <w:bCs w:val="false"/>
                 <w:color w:val="1E293B"/>
-                <w:sz w:val="20"/>
+                <w:sz w:val="18"/>
                 <w:szCs w:val="20"/>
               </w:rPr>
               <w:t>3 (English, Shona, Arabic — Arabic across every screen, message and document)</w:t>
@@ -6035,7 +6620,7 @@
                 <w:b w:val="false"/>
                 <w:bCs w:val="false"/>
                 <w:color w:val="1E293B"/>
-                <w:sz w:val="20"/>
+                <w:sz w:val="18"/>
                 <w:szCs w:val="20"/>
               </w:rPr>
               <w:t xml:space="preserve">Demo portfolio</w:t>
@@ -6062,7 +6647,7 @@
                 <w:b w:val="false"/>
                 <w:bCs w:val="false"/>
                 <w:color w:val="1E293B"/>
-                <w:sz w:val="20"/>
+                <w:sz w:val="18"/>
                 <w:szCs w:val="20"/>
               </w:rPr>
               <w:t xml:space="preserve">5 Harare properties, 16 units, 9 tenants</w:t>
@@ -6091,7 +6676,7 @@
                 <w:b w:val="false"/>
                 <w:bCs w:val="false"/>
                 <w:color w:val="1E293B"/>
-                <w:sz w:val="20"/>
+                <w:sz w:val="18"/>
                 <w:szCs w:val="20"/>
               </w:rPr>
               <w:t xml:space="preserve">Deployment</w:t>
@@ -6118,7 +6703,7 @@
                 <w:b w:val="false"/>
                 <w:bCs w:val="false"/>
                 <w:color w:val="1E293B"/>
-                <w:sz w:val="20"/>
+                <w:sz w:val="18"/>
                 <w:szCs w:val="20"/>
               </w:rPr>
               <w:t>Docker Compose (Flask/Gunicorn + PostgreSQL + Redis), GitHub Actions CI, Alembic migrations, optional S3 file storage, Render (render.yaml)</w:t>
@@ -6194,7 +6779,7 @@
         <w:sz w:val="16"/>
         <w:szCs w:val="16"/>
       </w:rPr>
-      <w:t xml:space="preserve">RentalPro — Final Capstone Project Report   |   Page </w:t>
+      <w:t xml:space="preserve">RentalPro — IT402 Deliverable 3 — Final Capstone Project Report   |   Page </w:t>
     </w:r>
     <w:r>
       <w:rPr>
